--- a/Calendario2025/Actividades/A9_ACLs/v1/act9_matricula_sol_2025.docx
+++ b/Calendario2025/Actividades/A9_ACLs/v1/act9_matricula_sol_2025.docx
@@ -726,7 +726,7 @@
                                     <pic:cNvPicPr/>
                                   </pic:nvPicPr>
                                   <pic:blipFill>
-                                    <a:blip r:embed="rId7"/>
+                                    <a:blip r:embed="rId8"/>
                                     <a:stretch>
                                       <a:fillRect/>
                                     </a:stretch>
@@ -1302,22 +1302,6 @@
         </w:rPr>
         <w:t>router(config-if)#</w:t>
       </w:r>
-    </w:p>
-    <w:p>
-      <w:pPr>
-        <w:pStyle w:val="NormalWeb"/>
-        <w:shd w:val="clear" w:color="auto" w:fill="FFFFFF"/>
-        <w:spacing w:before="0" w:beforeAutospacing="0" w:after="0" w:afterAutospacing="0" w:line="340" w:lineRule="exact"/>
-        <w:ind w:left="360"/>
-        <w:jc w:val="both"/>
-        <w:rPr>
-          <w:rFonts w:ascii="Arial" w:hAnsi="Arial" w:cs="Arial"/>
-          <w:color w:val="2D3B45"/>
-          <w:sz w:val="20"/>
-          <w:szCs w:val="20"/>
-          <w:lang w:val="en-US"/>
-        </w:rPr>
-      </w:pPr>
     </w:p>
     <w:p>
       <w:pPr>
@@ -2472,6 +2456,148 @@
           <w:lang w:val="en-US"/>
         </w:rPr>
       </w:pPr>
+      <w:r>
+        <w:rPr>
+          <w:rFonts w:ascii="Arial" w:hAnsi="Arial" w:cs="Arial"/>
+          <w:b/>
+          <w:bCs/>
+          <w:sz w:val="24"/>
+          <w:szCs w:val="24"/>
+          <w:lang w:val="en-US"/>
+        </w:rPr>
+        <w:t>int g0/</w:t>
+      </w:r>
+      <w:r>
+        <w:rPr>
+          <w:rFonts w:ascii="Arial" w:hAnsi="Arial" w:cs="Arial"/>
+          <w:b/>
+          <w:bCs/>
+          <w:sz w:val="24"/>
+          <w:szCs w:val="24"/>
+          <w:lang w:val="en-US"/>
+        </w:rPr>
+        <w:t>1.40</w:t>
+      </w:r>
+    </w:p>
+    <w:p>
+      <w:pPr>
+        <w:ind w:left="360"/>
+        <w:rPr>
+          <w:rFonts w:ascii="Arial" w:hAnsi="Arial" w:cs="Arial"/>
+          <w:b/>
+          <w:bCs/>
+          <w:sz w:val="24"/>
+          <w:szCs w:val="24"/>
+          <w:lang w:val="en-US"/>
+        </w:rPr>
+      </w:pPr>
+      <w:r>
+        <w:rPr>
+          <w:rFonts w:ascii="Arial" w:hAnsi="Arial" w:cs="Arial"/>
+          <w:b/>
+          <w:bCs/>
+          <w:sz w:val="24"/>
+          <w:szCs w:val="24"/>
+          <w:lang w:val="en-US"/>
+        </w:rPr>
+        <w:t xml:space="preserve">no </w:t>
+      </w:r>
+      <w:proofErr w:type="spellStart"/>
+      <w:r>
+        <w:rPr>
+          <w:rFonts w:ascii="Arial" w:hAnsi="Arial" w:cs="Arial"/>
+          <w:b/>
+          <w:bCs/>
+          <w:sz w:val="24"/>
+          <w:szCs w:val="24"/>
+          <w:lang w:val="en-US"/>
+        </w:rPr>
+        <w:t>ip</w:t>
+      </w:r>
+      <w:proofErr w:type="spellEnd"/>
+      <w:r>
+        <w:rPr>
+          <w:rFonts w:ascii="Arial" w:hAnsi="Arial" w:cs="Arial"/>
+          <w:b/>
+          <w:bCs/>
+          <w:sz w:val="24"/>
+          <w:szCs w:val="24"/>
+          <w:lang w:val="en-US"/>
+        </w:rPr>
+        <w:t xml:space="preserve"> access-group </w:t>
+      </w:r>
+      <w:r>
+        <w:rPr>
+          <w:rFonts w:ascii="Arial" w:hAnsi="Arial" w:cs="Arial"/>
+          <w:b/>
+          <w:bCs/>
+          <w:sz w:val="24"/>
+          <w:szCs w:val="24"/>
+          <w:lang w:val="en-US"/>
+        </w:rPr>
+        <w:t>110</w:t>
+      </w:r>
+      <w:r>
+        <w:rPr>
+          <w:rFonts w:ascii="Arial" w:hAnsi="Arial" w:cs="Arial"/>
+          <w:b/>
+          <w:bCs/>
+          <w:sz w:val="24"/>
+          <w:szCs w:val="24"/>
+          <w:lang w:val="en-US"/>
+        </w:rPr>
+        <w:t xml:space="preserve"> </w:t>
+      </w:r>
+      <w:r>
+        <w:rPr>
+          <w:rFonts w:ascii="Arial" w:hAnsi="Arial" w:cs="Arial"/>
+          <w:b/>
+          <w:bCs/>
+          <w:sz w:val="24"/>
+          <w:szCs w:val="24"/>
+          <w:lang w:val="en-US"/>
+        </w:rPr>
+        <w:t>in</w:t>
+      </w:r>
+    </w:p>
+    <w:p>
+      <w:pPr>
+        <w:ind w:left="360"/>
+        <w:rPr>
+          <w:rFonts w:ascii="Arial" w:hAnsi="Arial" w:cs="Arial"/>
+          <w:b/>
+          <w:bCs/>
+          <w:sz w:val="24"/>
+          <w:szCs w:val="24"/>
+          <w:lang w:val="en-US"/>
+        </w:rPr>
+      </w:pPr>
+    </w:p>
+    <w:p>
+      <w:pPr>
+        <w:ind w:left="360"/>
+        <w:rPr>
+          <w:rFonts w:ascii="Arial" w:hAnsi="Arial" w:cs="Arial"/>
+          <w:b/>
+          <w:bCs/>
+          <w:sz w:val="24"/>
+          <w:szCs w:val="24"/>
+          <w:lang w:val="en-US"/>
+        </w:rPr>
+      </w:pPr>
+    </w:p>
+    <w:p>
+      <w:pPr>
+        <w:ind w:left="360"/>
+        <w:rPr>
+          <w:rFonts w:ascii="Arial" w:hAnsi="Arial" w:cs="Arial"/>
+          <w:b/>
+          <w:bCs/>
+          <w:sz w:val="24"/>
+          <w:szCs w:val="24"/>
+          <w:lang w:val="en-US"/>
+        </w:rPr>
+      </w:pPr>
     </w:p>
     <w:p>
       <w:pPr>
@@ -2855,7 +2981,16 @@
           <w:bCs/>
           <w:color w:val="0D0D0D" w:themeColor="text1" w:themeTint="F2"/>
         </w:rPr>
-        <w:t xml:space="preserve"> Profesores</w:t>
+        <w:t xml:space="preserve"> </w:t>
+      </w:r>
+      <w:r>
+        <w:rPr>
+          <w:rFonts w:ascii="Arial" w:hAnsi="Arial" w:cs="Arial"/>
+          <w:b/>
+          <w:bCs/>
+          <w:color w:val="0D0D0D" w:themeColor="text1" w:themeTint="F2"/>
+        </w:rPr>
+        <w:t>Servidores</w:t>
       </w:r>
       <w:r>
         <w:rPr>
@@ -3699,7 +3834,7 @@
                 <w:rFonts w:ascii="Arial" w:hAnsi="Arial" w:cs="Arial"/>
                 <w:color w:val="FF0000"/>
               </w:rPr>
-              <w:t>Fail</w:t>
+              <w:t>Success</w:t>
             </w:r>
             <w:proofErr w:type="spellEnd"/>
           </w:p>
@@ -3829,7 +3964,7 @@
                 <w:rFonts w:ascii="Arial" w:hAnsi="Arial" w:cs="Arial"/>
                 <w:color w:val="FF0000"/>
               </w:rPr>
-              <w:t>Success</w:t>
+              <w:t>Fail</w:t>
             </w:r>
             <w:proofErr w:type="spellEnd"/>
           </w:p>
@@ -5036,7 +5171,51 @@
           <w:szCs w:val="24"/>
           <w:lang w:val="en-US"/>
         </w:rPr>
-        <w:t xml:space="preserve"> 132.254.89.232 0.0.0.7 host </w:t>
+        <w:t xml:space="preserve"> 132.254.89.</w:t>
+      </w:r>
+      <w:r>
+        <w:rPr>
+          <w:rFonts w:ascii="Arial" w:hAnsi="Arial" w:cs="Arial"/>
+          <w:b/>
+          <w:bCs/>
+          <w:sz w:val="24"/>
+          <w:szCs w:val="24"/>
+          <w:lang w:val="en-US"/>
+        </w:rPr>
+        <w:t>128</w:t>
+      </w:r>
+      <w:r>
+        <w:rPr>
+          <w:rFonts w:ascii="Arial" w:hAnsi="Arial" w:cs="Arial"/>
+          <w:b/>
+          <w:bCs/>
+          <w:sz w:val="24"/>
+          <w:szCs w:val="24"/>
+          <w:lang w:val="en-US"/>
+        </w:rPr>
+        <w:t xml:space="preserve"> 0.0.0.</w:t>
+      </w:r>
+      <w:r>
+        <w:rPr>
+          <w:rFonts w:ascii="Arial" w:hAnsi="Arial" w:cs="Arial"/>
+          <w:b/>
+          <w:bCs/>
+          <w:sz w:val="24"/>
+          <w:szCs w:val="24"/>
+          <w:lang w:val="en-US"/>
+        </w:rPr>
+        <w:t>63</w:t>
+      </w:r>
+      <w:r>
+        <w:rPr>
+          <w:rFonts w:ascii="Arial" w:hAnsi="Arial" w:cs="Arial"/>
+          <w:b/>
+          <w:bCs/>
+          <w:sz w:val="24"/>
+          <w:szCs w:val="24"/>
+          <w:lang w:val="en-US"/>
+        </w:rPr>
+        <w:t xml:space="preserve"> host </w:t>
       </w:r>
       <w:r>
         <w:rPr>
@@ -5298,6 +5477,17 @@
           <w:lang w:val="en-US"/>
         </w:rPr>
       </w:pPr>
+      <w:r>
+        <w:rPr>
+          <w:rFonts w:ascii="Arial" w:hAnsi="Arial" w:cs="Arial"/>
+          <w:b/>
+          <w:bCs/>
+          <w:sz w:val="24"/>
+          <w:szCs w:val="24"/>
+          <w:lang w:val="en-US"/>
+        </w:rPr>
+        <w:t>int s0/0/0</w:t>
+      </w:r>
     </w:p>
     <w:p>
       <w:pPr>
@@ -5311,6 +5501,63 @@
           <w:lang w:val="en-US"/>
         </w:rPr>
       </w:pPr>
+      <w:r>
+        <w:rPr>
+          <w:rFonts w:ascii="Arial" w:hAnsi="Arial" w:cs="Arial"/>
+          <w:b/>
+          <w:bCs/>
+          <w:sz w:val="24"/>
+          <w:szCs w:val="24"/>
+          <w:lang w:val="en-US"/>
+        </w:rPr>
+        <w:t xml:space="preserve">no </w:t>
+      </w:r>
+      <w:proofErr w:type="spellStart"/>
+      <w:r>
+        <w:rPr>
+          <w:rFonts w:ascii="Arial" w:hAnsi="Arial" w:cs="Arial"/>
+          <w:b/>
+          <w:bCs/>
+          <w:sz w:val="24"/>
+          <w:szCs w:val="24"/>
+          <w:lang w:val="en-US"/>
+        </w:rPr>
+        <w:t>ip</w:t>
+      </w:r>
+      <w:proofErr w:type="spellEnd"/>
+      <w:r>
+        <w:rPr>
+          <w:rFonts w:ascii="Arial" w:hAnsi="Arial" w:cs="Arial"/>
+          <w:b/>
+          <w:bCs/>
+          <w:sz w:val="24"/>
+          <w:szCs w:val="24"/>
+          <w:lang w:val="en-US"/>
+        </w:rPr>
+        <w:t xml:space="preserve"> access-group 1</w:t>
+      </w:r>
+      <w:r>
+        <w:rPr>
+          <w:rFonts w:ascii="Arial" w:hAnsi="Arial" w:cs="Arial"/>
+          <w:b/>
+          <w:bCs/>
+          <w:sz w:val="24"/>
+          <w:szCs w:val="24"/>
+          <w:lang w:val="en-US"/>
+        </w:rPr>
+        <w:t>20</w:t>
+      </w:r>
+      <w:r>
+        <w:rPr>
+          <w:rFonts w:ascii="Arial" w:hAnsi="Arial" w:cs="Arial"/>
+          <w:b/>
+          <w:bCs/>
+          <w:sz w:val="24"/>
+          <w:szCs w:val="24"/>
+          <w:lang w:val="en-US"/>
+        </w:rPr>
+        <w:t xml:space="preserve"> out</w:t>
+      </w:r>
     </w:p>
     <w:p>
       <w:pPr>
@@ -5836,566 +6083,10 @@
         </w:rPr>
       </w:pPr>
     </w:p>
-    <w:p>
-      <w:pPr>
-        <w:ind w:left="360"/>
-        <w:rPr>
-          <w:rFonts w:ascii="Arial" w:hAnsi="Arial" w:cs="Arial"/>
-          <w:b/>
-          <w:bCs/>
-          <w:sz w:val="24"/>
-          <w:szCs w:val="24"/>
-          <w:lang w:val="es-MX"/>
-        </w:rPr>
-      </w:pPr>
-      <w:r>
-        <w:rPr>
-          <w:rFonts w:ascii="Arial" w:hAnsi="Arial" w:cs="Arial"/>
-          <w:b/>
-          <w:bCs/>
-          <w:sz w:val="24"/>
-          <w:szCs w:val="24"/>
-          <w:lang w:val="es-MX"/>
-        </w:rPr>
-        <w:t>!</w:t>
-      </w:r>
-      <w:proofErr w:type="spellStart"/>
-      <w:r>
-        <w:rPr>
-          <w:rFonts w:ascii="Arial" w:hAnsi="Arial" w:cs="Arial"/>
-          <w:b/>
-          <w:bCs/>
-          <w:sz w:val="24"/>
-          <w:szCs w:val="24"/>
-          <w:lang w:val="es-MX"/>
-        </w:rPr>
-        <w:t>RouterB</w:t>
-      </w:r>
-      <w:proofErr w:type="spellEnd"/>
-    </w:p>
-    <w:p>
-      <w:pPr>
-        <w:ind w:left="360"/>
-        <w:rPr>
-          <w:rFonts w:ascii="Arial" w:hAnsi="Arial" w:cs="Arial"/>
-          <w:b/>
-          <w:bCs/>
-          <w:sz w:val="24"/>
-          <w:szCs w:val="24"/>
-          <w:lang w:val="es-MX"/>
-        </w:rPr>
-      </w:pPr>
-      <w:proofErr w:type="spellStart"/>
-      <w:r>
-        <w:rPr>
-          <w:rFonts w:ascii="Arial" w:hAnsi="Arial" w:cs="Arial"/>
-          <w:b/>
-          <w:bCs/>
-          <w:sz w:val="24"/>
-          <w:szCs w:val="24"/>
-          <w:lang w:val="es-MX"/>
-        </w:rPr>
-        <w:t>access-list</w:t>
-      </w:r>
-      <w:proofErr w:type="spellEnd"/>
-      <w:r>
-        <w:rPr>
-          <w:rFonts w:ascii="Arial" w:hAnsi="Arial" w:cs="Arial"/>
-          <w:b/>
-          <w:bCs/>
-          <w:sz w:val="24"/>
-          <w:szCs w:val="24"/>
-          <w:lang w:val="es-MX"/>
-        </w:rPr>
-        <w:t xml:space="preserve"> 13</w:t>
-      </w:r>
-      <w:r>
-        <w:rPr>
-          <w:rFonts w:ascii="Arial" w:hAnsi="Arial" w:cs="Arial"/>
-          <w:b/>
-          <w:bCs/>
-          <w:sz w:val="24"/>
-          <w:szCs w:val="24"/>
-          <w:lang w:val="es-MX"/>
-        </w:rPr>
-        <w:t>0</w:t>
-      </w:r>
-      <w:r>
-        <w:rPr>
-          <w:rFonts w:ascii="Arial" w:hAnsi="Arial" w:cs="Arial"/>
-          <w:b/>
-          <w:bCs/>
-          <w:sz w:val="24"/>
-          <w:szCs w:val="24"/>
-          <w:lang w:val="es-MX"/>
-        </w:rPr>
-        <w:t xml:space="preserve"> </w:t>
-      </w:r>
-      <w:proofErr w:type="spellStart"/>
-      <w:r>
-        <w:rPr>
-          <w:rFonts w:ascii="Arial" w:hAnsi="Arial" w:cs="Arial"/>
-          <w:b/>
-          <w:bCs/>
-          <w:sz w:val="24"/>
-          <w:szCs w:val="24"/>
-          <w:lang w:val="es-MX"/>
-        </w:rPr>
-        <w:t>remark</w:t>
-      </w:r>
-      <w:proofErr w:type="spellEnd"/>
-      <w:r>
-        <w:rPr>
-          <w:rFonts w:ascii="Arial" w:hAnsi="Arial" w:cs="Arial"/>
-          <w:b/>
-          <w:bCs/>
-          <w:sz w:val="24"/>
-          <w:szCs w:val="24"/>
-          <w:lang w:val="es-MX"/>
-        </w:rPr>
-        <w:t xml:space="preserve"> Impedir Alumnos acceso a Directores y Profesores</w:t>
-      </w:r>
-    </w:p>
-    <w:p>
-      <w:pPr>
-        <w:ind w:left="360"/>
-        <w:rPr>
-          <w:rFonts w:ascii="Arial" w:hAnsi="Arial" w:cs="Arial"/>
-          <w:b/>
-          <w:bCs/>
-          <w:sz w:val="24"/>
-          <w:szCs w:val="24"/>
-          <w:lang w:val="en-US"/>
-        </w:rPr>
-      </w:pPr>
-      <w:r>
-        <w:rPr>
-          <w:rFonts w:ascii="Arial" w:hAnsi="Arial" w:cs="Arial"/>
-          <w:b/>
-          <w:bCs/>
-          <w:sz w:val="24"/>
-          <w:szCs w:val="24"/>
-          <w:lang w:val="en-US"/>
-        </w:rPr>
-        <w:t>access-list 13</w:t>
-      </w:r>
-      <w:r>
-        <w:rPr>
-          <w:rFonts w:ascii="Arial" w:hAnsi="Arial" w:cs="Arial"/>
-          <w:b/>
-          <w:bCs/>
-          <w:sz w:val="24"/>
-          <w:szCs w:val="24"/>
-          <w:lang w:val="en-US"/>
-        </w:rPr>
-        <w:t>0</w:t>
-      </w:r>
-      <w:r>
-        <w:rPr>
-          <w:rFonts w:ascii="Arial" w:hAnsi="Arial" w:cs="Arial"/>
-          <w:b/>
-          <w:bCs/>
-          <w:sz w:val="24"/>
-          <w:szCs w:val="24"/>
-          <w:lang w:val="en-US"/>
-        </w:rPr>
-        <w:t xml:space="preserve"> deny </w:t>
-      </w:r>
-      <w:proofErr w:type="spellStart"/>
-      <w:r>
-        <w:rPr>
-          <w:rFonts w:ascii="Arial" w:hAnsi="Arial" w:cs="Arial"/>
-          <w:b/>
-          <w:bCs/>
-          <w:sz w:val="24"/>
-          <w:szCs w:val="24"/>
-          <w:lang w:val="en-US"/>
-        </w:rPr>
-        <w:t>ip</w:t>
-      </w:r>
-      <w:proofErr w:type="spellEnd"/>
-      <w:r>
-        <w:rPr>
-          <w:rFonts w:ascii="Arial" w:hAnsi="Arial" w:cs="Arial"/>
-          <w:b/>
-          <w:bCs/>
-          <w:sz w:val="24"/>
-          <w:szCs w:val="24"/>
-          <w:lang w:val="en-US"/>
-        </w:rPr>
-        <w:t xml:space="preserve"> 132.254.89.0 0.0.0.127 132.254.89.192 0.0.0.31</w:t>
-      </w:r>
-    </w:p>
-    <w:p>
-      <w:pPr>
-        <w:ind w:left="360"/>
-        <w:rPr>
-          <w:rFonts w:ascii="Arial" w:hAnsi="Arial" w:cs="Arial"/>
-          <w:b/>
-          <w:bCs/>
-          <w:sz w:val="24"/>
-          <w:szCs w:val="24"/>
-          <w:lang w:val="en-US"/>
-        </w:rPr>
-      </w:pPr>
-      <w:r>
-        <w:rPr>
-          <w:rFonts w:ascii="Arial" w:hAnsi="Arial" w:cs="Arial"/>
-          <w:b/>
-          <w:bCs/>
-          <w:sz w:val="24"/>
-          <w:szCs w:val="24"/>
-          <w:lang w:val="en-US"/>
-        </w:rPr>
-        <w:t>access-list 13</w:t>
-      </w:r>
-      <w:r>
-        <w:rPr>
-          <w:rFonts w:ascii="Arial" w:hAnsi="Arial" w:cs="Arial"/>
-          <w:b/>
-          <w:bCs/>
-          <w:sz w:val="24"/>
-          <w:szCs w:val="24"/>
-          <w:lang w:val="en-US"/>
-        </w:rPr>
-        <w:t>0</w:t>
-      </w:r>
-      <w:r>
-        <w:rPr>
-          <w:rFonts w:ascii="Arial" w:hAnsi="Arial" w:cs="Arial"/>
-          <w:b/>
-          <w:bCs/>
-          <w:sz w:val="24"/>
-          <w:szCs w:val="24"/>
-          <w:lang w:val="en-US"/>
-        </w:rPr>
-        <w:t xml:space="preserve"> deny </w:t>
-      </w:r>
-      <w:proofErr w:type="spellStart"/>
-      <w:r>
-        <w:rPr>
-          <w:rFonts w:ascii="Arial" w:hAnsi="Arial" w:cs="Arial"/>
-          <w:b/>
-          <w:bCs/>
-          <w:sz w:val="24"/>
-          <w:szCs w:val="24"/>
-          <w:lang w:val="en-US"/>
-        </w:rPr>
-        <w:t>ip</w:t>
-      </w:r>
-      <w:proofErr w:type="spellEnd"/>
-      <w:r>
-        <w:rPr>
-          <w:rFonts w:ascii="Arial" w:hAnsi="Arial" w:cs="Arial"/>
-          <w:b/>
-          <w:bCs/>
-          <w:sz w:val="24"/>
-          <w:szCs w:val="24"/>
-          <w:lang w:val="en-US"/>
-        </w:rPr>
-        <w:t xml:space="preserve"> 132.254.89.0 0.0.0.127 132.254.89.232 0.0.0.7</w:t>
-      </w:r>
-    </w:p>
-    <w:p>
-      <w:pPr>
-        <w:ind w:left="360"/>
-        <w:rPr>
-          <w:rFonts w:ascii="Arial" w:hAnsi="Arial" w:cs="Arial"/>
-          <w:b/>
-          <w:bCs/>
-          <w:sz w:val="24"/>
-          <w:szCs w:val="24"/>
-          <w:lang w:val="en-US"/>
-        </w:rPr>
-      </w:pPr>
-      <w:r>
-        <w:rPr>
-          <w:rFonts w:ascii="Arial" w:hAnsi="Arial" w:cs="Arial"/>
-          <w:b/>
-          <w:bCs/>
-          <w:sz w:val="24"/>
-          <w:szCs w:val="24"/>
-          <w:lang w:val="en-US"/>
-        </w:rPr>
-        <w:t>access-list 13</w:t>
-      </w:r>
-      <w:r>
-        <w:rPr>
-          <w:rFonts w:ascii="Arial" w:hAnsi="Arial" w:cs="Arial"/>
-          <w:b/>
-          <w:bCs/>
-          <w:sz w:val="24"/>
-          <w:szCs w:val="24"/>
-          <w:lang w:val="en-US"/>
-        </w:rPr>
-        <w:t>0</w:t>
-      </w:r>
-      <w:r>
-        <w:rPr>
-          <w:rFonts w:ascii="Arial" w:hAnsi="Arial" w:cs="Arial"/>
-          <w:b/>
-          <w:bCs/>
-          <w:sz w:val="24"/>
-          <w:szCs w:val="24"/>
-          <w:lang w:val="en-US"/>
-        </w:rPr>
-        <w:t xml:space="preserve"> permit </w:t>
-      </w:r>
-      <w:proofErr w:type="spellStart"/>
-      <w:r>
-        <w:rPr>
-          <w:rFonts w:ascii="Arial" w:hAnsi="Arial" w:cs="Arial"/>
-          <w:b/>
-          <w:bCs/>
-          <w:sz w:val="24"/>
-          <w:szCs w:val="24"/>
-          <w:lang w:val="en-US"/>
-        </w:rPr>
-        <w:t>ip</w:t>
-      </w:r>
-      <w:proofErr w:type="spellEnd"/>
-      <w:r>
-        <w:rPr>
-          <w:rFonts w:ascii="Arial" w:hAnsi="Arial" w:cs="Arial"/>
-          <w:b/>
-          <w:bCs/>
-          <w:sz w:val="24"/>
-          <w:szCs w:val="24"/>
-          <w:lang w:val="en-US"/>
-        </w:rPr>
-        <w:t xml:space="preserve"> any </w:t>
-      </w:r>
-      <w:proofErr w:type="spellStart"/>
-      <w:r>
-        <w:rPr>
-          <w:rFonts w:ascii="Arial" w:hAnsi="Arial" w:cs="Arial"/>
-          <w:b/>
-          <w:bCs/>
-          <w:sz w:val="24"/>
-          <w:szCs w:val="24"/>
-          <w:lang w:val="en-US"/>
-        </w:rPr>
-        <w:t>any</w:t>
-      </w:r>
-      <w:proofErr w:type="spellEnd"/>
-    </w:p>
-    <w:p>
-      <w:pPr>
-        <w:ind w:left="360"/>
-        <w:rPr>
-          <w:rFonts w:ascii="Arial" w:hAnsi="Arial" w:cs="Arial"/>
-          <w:b/>
-          <w:bCs/>
-          <w:sz w:val="24"/>
-          <w:szCs w:val="24"/>
-          <w:lang w:val="en-US"/>
-        </w:rPr>
-      </w:pPr>
-    </w:p>
-    <w:p>
-      <w:pPr>
-        <w:ind w:left="360"/>
-        <w:rPr>
-          <w:rFonts w:ascii="Arial" w:hAnsi="Arial" w:cs="Arial"/>
-          <w:b/>
-          <w:bCs/>
-          <w:sz w:val="24"/>
-          <w:szCs w:val="24"/>
-          <w:lang w:val="en-US"/>
-        </w:rPr>
-      </w:pPr>
-      <w:r>
-        <w:rPr>
-          <w:rFonts w:ascii="Arial" w:hAnsi="Arial" w:cs="Arial"/>
-          <w:b/>
-          <w:bCs/>
-          <w:sz w:val="24"/>
-          <w:szCs w:val="24"/>
-          <w:lang w:val="en-US"/>
-        </w:rPr>
-        <w:t>int g0/1.40</w:t>
-      </w:r>
-    </w:p>
-    <w:p>
-      <w:pPr>
-        <w:ind w:left="360"/>
-        <w:rPr>
-          <w:rFonts w:ascii="Arial" w:hAnsi="Arial" w:cs="Arial"/>
-          <w:b/>
-          <w:bCs/>
-          <w:sz w:val="24"/>
-          <w:szCs w:val="24"/>
-          <w:lang w:val="en-US"/>
-        </w:rPr>
-      </w:pPr>
-      <w:proofErr w:type="spellStart"/>
-      <w:r>
-        <w:rPr>
-          <w:rFonts w:ascii="Arial" w:hAnsi="Arial" w:cs="Arial"/>
-          <w:b/>
-          <w:bCs/>
-          <w:sz w:val="24"/>
-          <w:szCs w:val="24"/>
-          <w:lang w:val="en-US"/>
-        </w:rPr>
-        <w:t>ip</w:t>
-      </w:r>
-      <w:proofErr w:type="spellEnd"/>
-      <w:r>
-        <w:rPr>
-          <w:rFonts w:ascii="Arial" w:hAnsi="Arial" w:cs="Arial"/>
-          <w:b/>
-          <w:bCs/>
-          <w:sz w:val="24"/>
-          <w:szCs w:val="24"/>
-          <w:lang w:val="en-US"/>
-        </w:rPr>
-        <w:t xml:space="preserve"> access-group 13</w:t>
-      </w:r>
-      <w:r>
-        <w:rPr>
-          <w:rFonts w:ascii="Arial" w:hAnsi="Arial" w:cs="Arial"/>
-          <w:b/>
-          <w:bCs/>
-          <w:sz w:val="24"/>
-          <w:szCs w:val="24"/>
-          <w:lang w:val="en-US"/>
-        </w:rPr>
-        <w:t>0</w:t>
-      </w:r>
-      <w:r>
-        <w:rPr>
-          <w:rFonts w:ascii="Arial" w:hAnsi="Arial" w:cs="Arial"/>
-          <w:b/>
-          <w:bCs/>
-          <w:sz w:val="24"/>
-          <w:szCs w:val="24"/>
-          <w:lang w:val="en-US"/>
-        </w:rPr>
-        <w:t xml:space="preserve"> in</w:t>
-      </w:r>
-    </w:p>
-    <w:p>
-      <w:pPr>
-        <w:ind w:left="360"/>
-        <w:rPr>
-          <w:rFonts w:ascii="Arial" w:hAnsi="Arial" w:cs="Arial"/>
-          <w:b/>
-          <w:bCs/>
-          <w:sz w:val="24"/>
-          <w:szCs w:val="24"/>
-          <w:lang w:val="en-US"/>
-        </w:rPr>
-      </w:pPr>
-    </w:p>
-    <w:p>
-      <w:pPr>
-        <w:ind w:left="360"/>
-        <w:rPr>
-          <w:rFonts w:ascii="Arial" w:hAnsi="Arial" w:cs="Arial"/>
-          <w:b/>
-          <w:bCs/>
-          <w:sz w:val="24"/>
-          <w:szCs w:val="24"/>
-          <w:lang w:val="en-US"/>
-        </w:rPr>
-      </w:pPr>
-      <w:r>
-        <w:rPr>
-          <w:rFonts w:ascii="Arial" w:hAnsi="Arial" w:cs="Arial"/>
-          <w:b/>
-          <w:bCs/>
-          <w:sz w:val="24"/>
-          <w:szCs w:val="24"/>
-          <w:lang w:val="en-US"/>
-        </w:rPr>
-        <w:t>int g0/1.40</w:t>
-      </w:r>
-    </w:p>
-    <w:p>
-      <w:pPr>
-        <w:ind w:left="360"/>
-        <w:rPr>
-          <w:rFonts w:ascii="Arial" w:hAnsi="Arial" w:cs="Arial"/>
-          <w:b/>
-          <w:bCs/>
-          <w:sz w:val="24"/>
-          <w:szCs w:val="24"/>
-          <w:lang w:val="en-US"/>
-        </w:rPr>
-      </w:pPr>
-      <w:r>
-        <w:rPr>
-          <w:rFonts w:ascii="Arial" w:hAnsi="Arial" w:cs="Arial"/>
-          <w:b/>
-          <w:bCs/>
-          <w:sz w:val="24"/>
-          <w:szCs w:val="24"/>
-          <w:lang w:val="en-US"/>
-        </w:rPr>
-        <w:t xml:space="preserve">no </w:t>
-      </w:r>
-      <w:proofErr w:type="spellStart"/>
-      <w:r>
-        <w:rPr>
-          <w:rFonts w:ascii="Arial" w:hAnsi="Arial" w:cs="Arial"/>
-          <w:b/>
-          <w:bCs/>
-          <w:sz w:val="24"/>
-          <w:szCs w:val="24"/>
-          <w:lang w:val="en-US"/>
-        </w:rPr>
-        <w:t>ip</w:t>
-      </w:r>
-      <w:proofErr w:type="spellEnd"/>
-      <w:r>
-        <w:rPr>
-          <w:rFonts w:ascii="Arial" w:hAnsi="Arial" w:cs="Arial"/>
-          <w:b/>
-          <w:bCs/>
-          <w:sz w:val="24"/>
-          <w:szCs w:val="24"/>
-          <w:lang w:val="en-US"/>
-        </w:rPr>
-        <w:t xml:space="preserve"> access-group 13</w:t>
-      </w:r>
-      <w:r>
-        <w:rPr>
-          <w:rFonts w:ascii="Arial" w:hAnsi="Arial" w:cs="Arial"/>
-          <w:b/>
-          <w:bCs/>
-          <w:sz w:val="24"/>
-          <w:szCs w:val="24"/>
-          <w:lang w:val="en-US"/>
-        </w:rPr>
-        <w:t>0</w:t>
-      </w:r>
-      <w:r>
-        <w:rPr>
-          <w:rFonts w:ascii="Arial" w:hAnsi="Arial" w:cs="Arial"/>
-          <w:b/>
-          <w:bCs/>
-          <w:sz w:val="24"/>
-          <w:szCs w:val="24"/>
-          <w:lang w:val="en-US"/>
-        </w:rPr>
-        <w:t xml:space="preserve"> in</w:t>
-      </w:r>
-    </w:p>
-    <w:p>
-      <w:pPr>
-        <w:jc w:val="both"/>
-        <w:rPr>
-          <w:rFonts w:ascii="Arial" w:hAnsi="Arial" w:cs="Arial"/>
-          <w:color w:val="0D0D0D" w:themeColor="text1" w:themeTint="F2"/>
-          <w:lang w:val="en-US"/>
-        </w:rPr>
-      </w:pPr>
-    </w:p>
     <w:tbl>
       <w:tblPr>
-        <w:tblW w:w="10064" w:type="dxa"/>
-        <w:tblInd w:w="421" w:type="dxa"/>
+        <w:tblW w:w="8363" w:type="dxa"/>
+        <w:tblInd w:w="279" w:type="dxa"/>
         <w:tblBorders>
           <w:top w:val="single" w:sz="4" w:space="0" w:color="auto"/>
           <w:left w:val="single" w:sz="4" w:space="0" w:color="auto"/>
@@ -6407,10 +6098,10 @@
         <w:tblLook w:val="01E0" w:firstRow="1" w:lastRow="1" w:firstColumn="1" w:lastColumn="1" w:noHBand="0" w:noVBand="0"/>
       </w:tblPr>
       <w:tblGrid>
-        <w:gridCol w:w="2548"/>
-        <w:gridCol w:w="1421"/>
-        <w:gridCol w:w="2562"/>
-        <w:gridCol w:w="3533"/>
+        <w:gridCol w:w="2126"/>
+        <w:gridCol w:w="1985"/>
+        <w:gridCol w:w="2268"/>
+        <w:gridCol w:w="1984"/>
       </w:tblGrid>
       <w:tr>
         <w:trPr>
@@ -6418,7 +6109,7 @@
         </w:trPr>
         <w:tc>
           <w:tcPr>
-            <w:tcW w:w="2548" w:type="dxa"/>
+            <w:tcW w:w="2126" w:type="dxa"/>
             <w:vAlign w:val="center"/>
           </w:tcPr>
           <w:p>
@@ -6428,7 +6119,6 @@
                 <w:rFonts w:ascii="Arial" w:hAnsi="Arial" w:cs="Arial"/>
                 <w:b/>
                 <w:color w:val="000000"/>
-                <w:highlight w:val="yellow"/>
               </w:rPr>
             </w:pPr>
             <w:r>
@@ -6436,7 +6126,6 @@
                 <w:rFonts w:ascii="Arial" w:hAnsi="Arial" w:cs="Arial"/>
                 <w:b/>
                 <w:color w:val="000000"/>
-                <w:highlight w:val="yellow"/>
               </w:rPr>
               <w:t>Desde</w:t>
             </w:r>
@@ -6444,7 +6133,7 @@
         </w:tc>
         <w:tc>
           <w:tcPr>
-            <w:tcW w:w="1421" w:type="dxa"/>
+            <w:tcW w:w="1985" w:type="dxa"/>
             <w:vAlign w:val="center"/>
           </w:tcPr>
           <w:p>
@@ -6454,7 +6143,6 @@
                 <w:rFonts w:ascii="Arial" w:hAnsi="Arial" w:cs="Arial"/>
                 <w:b/>
                 <w:color w:val="000000"/>
-                <w:highlight w:val="yellow"/>
               </w:rPr>
             </w:pPr>
             <w:r>
@@ -6462,7 +6150,6 @@
                 <w:rFonts w:ascii="Arial" w:hAnsi="Arial" w:cs="Arial"/>
                 <w:b/>
                 <w:color w:val="000000"/>
-                <w:highlight w:val="yellow"/>
               </w:rPr>
               <w:t>Hacia</w:t>
             </w:r>
@@ -6470,7 +6157,7 @@
         </w:tc>
         <w:tc>
           <w:tcPr>
-            <w:tcW w:w="2562" w:type="dxa"/>
+            <w:tcW w:w="2268" w:type="dxa"/>
             <w:vAlign w:val="center"/>
           </w:tcPr>
           <w:p>
@@ -6480,7 +6167,6 @@
                 <w:rFonts w:ascii="Arial" w:hAnsi="Arial" w:cs="Arial"/>
                 <w:b/>
                 <w:color w:val="000000"/>
-                <w:highlight w:val="yellow"/>
               </w:rPr>
             </w:pPr>
             <w:r>
@@ -6488,15 +6174,38 @@
                 <w:rFonts w:ascii="Arial" w:hAnsi="Arial" w:cs="Arial"/>
                 <w:b/>
                 <w:color w:val="000000"/>
-                <w:highlight w:val="yellow"/>
-              </w:rPr>
-              <w:t>Dirección IP (hacia)</w:t>
+              </w:rPr>
+              <w:t>Dirección IP</w:t>
+            </w:r>
+            <w:r>
+              <w:rPr>
+                <w:rFonts w:ascii="Arial" w:hAnsi="Arial" w:cs="Arial"/>
+                <w:b/>
+                <w:color w:val="000000"/>
+              </w:rPr>
+              <w:t xml:space="preserve"> (</w:t>
+            </w:r>
+            <w:r>
+              <w:rPr>
+                <w:rFonts w:ascii="Arial" w:hAnsi="Arial" w:cs="Arial"/>
+                <w:b/>
+                <w:color w:val="000000"/>
+              </w:rPr>
+              <w:t>hacia</w:t>
+            </w:r>
+            <w:r>
+              <w:rPr>
+                <w:rFonts w:ascii="Arial" w:hAnsi="Arial" w:cs="Arial"/>
+                <w:b/>
+                <w:color w:val="000000"/>
+              </w:rPr>
+              <w:t>)</w:t>
             </w:r>
           </w:p>
         </w:tc>
         <w:tc>
           <w:tcPr>
-            <w:tcW w:w="3533" w:type="dxa"/>
+            <w:tcW w:w="1984" w:type="dxa"/>
             <w:vAlign w:val="center"/>
           </w:tcPr>
           <w:p>
@@ -6506,7 +6215,6 @@
                 <w:rFonts w:ascii="Arial" w:hAnsi="Arial" w:cs="Arial"/>
                 <w:b/>
                 <w:color w:val="000000"/>
-                <w:highlight w:val="yellow"/>
               </w:rPr>
             </w:pPr>
             <w:r>
@@ -6514,7 +6222,6 @@
                 <w:rFonts w:ascii="Arial" w:hAnsi="Arial" w:cs="Arial"/>
                 <w:b/>
                 <w:color w:val="000000"/>
-                <w:highlight w:val="yellow"/>
               </w:rPr>
               <w:t xml:space="preserve">Ping </w:t>
             </w:r>
@@ -6526,7 +6233,6 @@
                 <w:rFonts w:ascii="Arial" w:hAnsi="Arial" w:cs="Arial"/>
                 <w:b/>
                 <w:color w:val="000000"/>
-                <w:highlight w:val="yellow"/>
               </w:rPr>
             </w:pPr>
             <w:r>
@@ -6534,7 +6240,6 @@
                 <w:rFonts w:ascii="Arial" w:hAnsi="Arial" w:cs="Arial"/>
                 <w:bCs/>
                 <w:color w:val="000000"/>
-                <w:highlight w:val="yellow"/>
               </w:rPr>
               <w:t>(</w:t>
             </w:r>
@@ -6544,7 +6249,6 @@
                 <w:rFonts w:ascii="Arial" w:hAnsi="Arial" w:cs="Arial"/>
                 <w:bCs/>
                 <w:color w:val="000000"/>
-                <w:highlight w:val="yellow"/>
               </w:rPr>
               <w:t>Fail</w:t>
             </w:r>
@@ -6554,7 +6258,6 @@
                 <w:rFonts w:ascii="Arial" w:hAnsi="Arial" w:cs="Arial"/>
                 <w:bCs/>
                 <w:color w:val="000000"/>
-                <w:highlight w:val="yellow"/>
               </w:rPr>
               <w:t xml:space="preserve"> / </w:t>
             </w:r>
@@ -6564,7 +6267,6 @@
                 <w:rFonts w:ascii="Arial" w:hAnsi="Arial" w:cs="Arial"/>
                 <w:bCs/>
                 <w:color w:val="000000"/>
-                <w:highlight w:val="yellow"/>
               </w:rPr>
               <w:t>Success</w:t>
             </w:r>
@@ -6574,7 +6276,6 @@
                 <w:rFonts w:ascii="Arial" w:hAnsi="Arial" w:cs="Arial"/>
                 <w:bCs/>
                 <w:color w:val="000000"/>
-                <w:highlight w:val="yellow"/>
               </w:rPr>
               <w:t>)</w:t>
             </w:r>
@@ -6587,7 +6288,7 @@
         </w:trPr>
         <w:tc>
           <w:tcPr>
-            <w:tcW w:w="2548" w:type="dxa"/>
+            <w:tcW w:w="2126" w:type="dxa"/>
             <w:vAlign w:val="center"/>
           </w:tcPr>
           <w:p>
@@ -6598,7 +6299,6 @@
                 <w:b/>
                 <w:bCs/>
                 <w:color w:val="000000"/>
-                <w:highlight w:val="yellow"/>
               </w:rPr>
             </w:pPr>
             <w:r>
@@ -6607,7 +6307,6 @@
                 <w:b/>
                 <w:bCs/>
                 <w:color w:val="000000"/>
-                <w:highlight w:val="yellow"/>
               </w:rPr>
               <w:t>Alumno A</w:t>
             </w:r>
@@ -6615,7 +6314,7 @@
         </w:tc>
         <w:tc>
           <w:tcPr>
-            <w:tcW w:w="1421" w:type="dxa"/>
+            <w:tcW w:w="1985" w:type="dxa"/>
             <w:vAlign w:val="center"/>
           </w:tcPr>
           <w:p>
@@ -6626,7 +6325,6 @@
                 <w:b/>
                 <w:bCs/>
                 <w:color w:val="000000"/>
-                <w:highlight w:val="yellow"/>
               </w:rPr>
             </w:pPr>
             <w:r>
@@ -6635,15 +6333,14 @@
                 <w:b/>
                 <w:bCs/>
                 <w:color w:val="000000"/>
-                <w:highlight w:val="yellow"/>
-              </w:rPr>
-              <w:t>Finanzas</w:t>
+              </w:rPr>
+              <w:t>Finanzas.com</w:t>
             </w:r>
           </w:p>
         </w:tc>
         <w:tc>
           <w:tcPr>
-            <w:tcW w:w="2562" w:type="dxa"/>
+            <w:tcW w:w="2268" w:type="dxa"/>
             <w:vAlign w:val="center"/>
           </w:tcPr>
           <w:p>
@@ -6654,7 +6351,6 @@
                 <w:b/>
                 <w:bCs/>
                 <w:color w:val="0D0D0D" w:themeColor="text1" w:themeTint="F2"/>
-                <w:highlight w:val="yellow"/>
               </w:rPr>
             </w:pPr>
             <w:r>
@@ -6664,7 +6360,6 @@
                 <w:bCs/>
                 <w:color w:val="0D0D0D" w:themeColor="text1" w:themeTint="F2"/>
                 <w:spacing w:val="-1"/>
-                <w:highlight w:val="yellow"/>
               </w:rPr>
               <w:t>132.254.89.129</w:t>
             </w:r>
@@ -6672,7 +6367,7 @@
         </w:tc>
         <w:tc>
           <w:tcPr>
-            <w:tcW w:w="3533" w:type="dxa"/>
+            <w:tcW w:w="1984" w:type="dxa"/>
             <w:vAlign w:val="center"/>
           </w:tcPr>
           <w:p>
@@ -6681,7 +6376,6 @@
               <w:rPr>
                 <w:rFonts w:ascii="Arial" w:hAnsi="Arial" w:cs="Arial"/>
                 <w:color w:val="FF0000"/>
-                <w:highlight w:val="yellow"/>
               </w:rPr>
             </w:pPr>
             <w:proofErr w:type="spellStart"/>
@@ -6689,9 +6383,8 @@
               <w:rPr>
                 <w:rFonts w:ascii="Arial" w:hAnsi="Arial" w:cs="Arial"/>
                 <w:color w:val="FF0000"/>
-                <w:highlight w:val="yellow"/>
-              </w:rPr>
-              <w:t>Fail</w:t>
+              </w:rPr>
+              <w:t>Success</w:t>
             </w:r>
             <w:proofErr w:type="spellEnd"/>
           </w:p>
@@ -6703,7 +6396,7 @@
         </w:trPr>
         <w:tc>
           <w:tcPr>
-            <w:tcW w:w="2548" w:type="dxa"/>
+            <w:tcW w:w="2126" w:type="dxa"/>
             <w:vAlign w:val="center"/>
           </w:tcPr>
           <w:p>
@@ -6714,7 +6407,6 @@
                 <w:b/>
                 <w:bCs/>
                 <w:color w:val="000000"/>
-                <w:highlight w:val="yellow"/>
               </w:rPr>
             </w:pPr>
             <w:r>
@@ -6723,15 +6415,14 @@
                 <w:b/>
                 <w:bCs/>
                 <w:color w:val="000000"/>
-                <w:highlight w:val="yellow"/>
-              </w:rPr>
-              <w:t>Director A</w:t>
+              </w:rPr>
+              <w:t>Alumno A</w:t>
             </w:r>
           </w:p>
         </w:tc>
         <w:tc>
           <w:tcPr>
-            <w:tcW w:w="1421" w:type="dxa"/>
+            <w:tcW w:w="1985" w:type="dxa"/>
             <w:vAlign w:val="center"/>
           </w:tcPr>
           <w:p>
@@ -6742,7 +6433,6 @@
                 <w:b/>
                 <w:bCs/>
                 <w:color w:val="000000"/>
-                <w:highlight w:val="yellow"/>
               </w:rPr>
             </w:pPr>
             <w:r>
@@ -6751,15 +6441,14 @@
                 <w:b/>
                 <w:bCs/>
                 <w:color w:val="000000"/>
-                <w:highlight w:val="yellow"/>
-              </w:rPr>
-              <w:t>Finanzas</w:t>
+              </w:rPr>
+              <w:t>Server Directivos</w:t>
             </w:r>
           </w:p>
         </w:tc>
         <w:tc>
           <w:tcPr>
-            <w:tcW w:w="2562" w:type="dxa"/>
+            <w:tcW w:w="2268" w:type="dxa"/>
             <w:vAlign w:val="center"/>
           </w:tcPr>
           <w:p>
@@ -6768,7 +6457,6 @@
               <w:rPr>
                 <w:rFonts w:ascii="Arial" w:hAnsi="Arial" w:cs="Arial"/>
                 <w:color w:val="0D0D0D" w:themeColor="text1" w:themeTint="F2"/>
-                <w:highlight w:val="yellow"/>
               </w:rPr>
             </w:pPr>
             <w:r>
@@ -6778,15 +6466,14 @@
                 <w:bCs/>
                 <w:color w:val="0D0D0D" w:themeColor="text1" w:themeTint="F2"/>
                 <w:spacing w:val="-1"/>
-                <w:highlight w:val="yellow"/>
-              </w:rPr>
-              <w:t>132.254.89.129</w:t>
+              </w:rPr>
+              <w:t>132.254.89.221</w:t>
             </w:r>
           </w:p>
         </w:tc>
         <w:tc>
           <w:tcPr>
-            <w:tcW w:w="3533" w:type="dxa"/>
+            <w:tcW w:w="1984" w:type="dxa"/>
             <w:vAlign w:val="center"/>
           </w:tcPr>
           <w:p>
@@ -6795,7 +6482,6 @@
               <w:rPr>
                 <w:rFonts w:ascii="Arial" w:hAnsi="Arial" w:cs="Arial"/>
                 <w:color w:val="FF0000"/>
-                <w:highlight w:val="yellow"/>
               </w:rPr>
             </w:pPr>
             <w:proofErr w:type="spellStart"/>
@@ -6803,9 +6489,8 @@
               <w:rPr>
                 <w:rFonts w:ascii="Arial" w:hAnsi="Arial" w:cs="Arial"/>
                 <w:color w:val="FF0000"/>
-                <w:highlight w:val="yellow"/>
-              </w:rPr>
-              <w:t>Success</w:t>
+              </w:rPr>
+              <w:t>Fail</w:t>
             </w:r>
             <w:proofErr w:type="spellEnd"/>
           </w:p>
@@ -6817,7 +6502,7 @@
         </w:trPr>
         <w:tc>
           <w:tcPr>
-            <w:tcW w:w="2548" w:type="dxa"/>
+            <w:tcW w:w="2126" w:type="dxa"/>
             <w:vAlign w:val="center"/>
           </w:tcPr>
           <w:p>
@@ -6828,7 +6513,6 @@
                 <w:b/>
                 <w:bCs/>
                 <w:color w:val="000000"/>
-                <w:highlight w:val="yellow"/>
               </w:rPr>
             </w:pPr>
             <w:r>
@@ -6837,15 +6521,14 @@
                 <w:b/>
                 <w:bCs/>
                 <w:color w:val="000000"/>
-                <w:highlight w:val="yellow"/>
-              </w:rPr>
-              <w:t>Profesor A</w:t>
+              </w:rPr>
+              <w:t>Alumno A</w:t>
             </w:r>
           </w:p>
         </w:tc>
         <w:tc>
           <w:tcPr>
-            <w:tcW w:w="1421" w:type="dxa"/>
+            <w:tcW w:w="1985" w:type="dxa"/>
             <w:vAlign w:val="center"/>
           </w:tcPr>
           <w:p>
@@ -6856,7 +6539,6 @@
                 <w:b/>
                 <w:bCs/>
                 <w:color w:val="000000"/>
-                <w:highlight w:val="yellow"/>
               </w:rPr>
             </w:pPr>
             <w:r>
@@ -6865,15 +6547,14 @@
                 <w:b/>
                 <w:bCs/>
                 <w:color w:val="000000"/>
-                <w:highlight w:val="yellow"/>
-              </w:rPr>
-              <w:t>Finanzas</w:t>
+              </w:rPr>
+              <w:t>Server Profesores</w:t>
             </w:r>
           </w:p>
         </w:tc>
         <w:tc>
           <w:tcPr>
-            <w:tcW w:w="2562" w:type="dxa"/>
+            <w:tcW w:w="2268" w:type="dxa"/>
             <w:vAlign w:val="center"/>
           </w:tcPr>
           <w:p>
@@ -6882,7 +6563,6 @@
               <w:rPr>
                 <w:rFonts w:ascii="Arial" w:hAnsi="Arial" w:cs="Arial"/>
                 <w:color w:val="0D0D0D" w:themeColor="text1" w:themeTint="F2"/>
-                <w:highlight w:val="yellow"/>
               </w:rPr>
             </w:pPr>
             <w:r>
@@ -6892,15 +6572,14 @@
                 <w:bCs/>
                 <w:color w:val="0D0D0D" w:themeColor="text1" w:themeTint="F2"/>
                 <w:spacing w:val="-1"/>
-                <w:highlight w:val="yellow"/>
-              </w:rPr>
-              <w:t>132.254.89.129</w:t>
+              </w:rPr>
+              <w:t>132.254.89.238</w:t>
             </w:r>
           </w:p>
         </w:tc>
         <w:tc>
           <w:tcPr>
-            <w:tcW w:w="3533" w:type="dxa"/>
+            <w:tcW w:w="1984" w:type="dxa"/>
             <w:vAlign w:val="center"/>
           </w:tcPr>
           <w:p>
@@ -6909,7 +6588,6 @@
               <w:rPr>
                 <w:rFonts w:ascii="Arial" w:hAnsi="Arial" w:cs="Arial"/>
                 <w:color w:val="FF0000"/>
-                <w:highlight w:val="yellow"/>
               </w:rPr>
             </w:pPr>
             <w:proofErr w:type="spellStart"/>
@@ -6917,7 +6595,6 @@
               <w:rPr>
                 <w:rFonts w:ascii="Arial" w:hAnsi="Arial" w:cs="Arial"/>
                 <w:color w:val="FF0000"/>
-                <w:highlight w:val="yellow"/>
               </w:rPr>
               <w:t>Fail</w:t>
             </w:r>
@@ -6931,7 +6608,7 @@
         </w:trPr>
         <w:tc>
           <w:tcPr>
-            <w:tcW w:w="2548" w:type="dxa"/>
+            <w:tcW w:w="2126" w:type="dxa"/>
             <w:vAlign w:val="center"/>
           </w:tcPr>
           <w:p>
@@ -6942,7 +6619,6 @@
                 <w:b/>
                 <w:bCs/>
                 <w:color w:val="000000"/>
-                <w:highlight w:val="yellow"/>
               </w:rPr>
             </w:pPr>
             <w:r>
@@ -6951,25 +6627,14 @@
                 <w:b/>
                 <w:bCs/>
                 <w:color w:val="000000"/>
-                <w:highlight w:val="yellow"/>
-              </w:rPr>
-              <w:t>Facebook.</w:t>
-            </w:r>
-            <w:r>
-              <w:rPr>
-                <w:rFonts w:ascii="Arial" w:hAnsi="Arial" w:cs="Arial"/>
-                <w:b/>
-                <w:bCs/>
-                <w:color w:val="000000"/>
-                <w:highlight w:val="yellow"/>
-              </w:rPr>
-              <w:t>com</w:t>
+              </w:rPr>
+              <w:t>Alumno A</w:t>
             </w:r>
           </w:p>
         </w:tc>
         <w:tc>
           <w:tcPr>
-            <w:tcW w:w="1421" w:type="dxa"/>
+            <w:tcW w:w="1985" w:type="dxa"/>
             <w:vAlign w:val="center"/>
           </w:tcPr>
           <w:p>
@@ -6980,7 +6645,6 @@
                 <w:b/>
                 <w:bCs/>
                 <w:color w:val="000000"/>
-                <w:highlight w:val="yellow"/>
               </w:rPr>
             </w:pPr>
             <w:r>
@@ -6989,15 +6653,14 @@
                 <w:b/>
                 <w:bCs/>
                 <w:color w:val="000000"/>
-                <w:highlight w:val="yellow"/>
-              </w:rPr>
-              <w:t>Finanzas</w:t>
+              </w:rPr>
+              <w:t>Facebook.com</w:t>
             </w:r>
           </w:p>
         </w:tc>
         <w:tc>
           <w:tcPr>
-            <w:tcW w:w="2562" w:type="dxa"/>
+            <w:tcW w:w="2268" w:type="dxa"/>
             <w:vAlign w:val="center"/>
           </w:tcPr>
           <w:p>
@@ -7006,7 +6669,6 @@
               <w:rPr>
                 <w:rFonts w:ascii="Arial" w:hAnsi="Arial" w:cs="Arial"/>
                 <w:color w:val="0D0D0D" w:themeColor="text1" w:themeTint="F2"/>
-                <w:highlight w:val="yellow"/>
               </w:rPr>
             </w:pPr>
             <w:r>
@@ -7016,15 +6678,14 @@
                 <w:bCs/>
                 <w:color w:val="0D0D0D" w:themeColor="text1" w:themeTint="F2"/>
                 <w:spacing w:val="-1"/>
-                <w:highlight w:val="yellow"/>
-              </w:rPr>
-              <w:t>132.254.89.129</w:t>
+              </w:rPr>
+              <w:t>65.0.1.10</w:t>
             </w:r>
           </w:p>
         </w:tc>
         <w:tc>
           <w:tcPr>
-            <w:tcW w:w="3533" w:type="dxa"/>
+            <w:tcW w:w="1984" w:type="dxa"/>
             <w:vAlign w:val="center"/>
           </w:tcPr>
           <w:p>
@@ -7033,7 +6694,6 @@
               <w:rPr>
                 <w:rFonts w:ascii="Arial" w:hAnsi="Arial" w:cs="Arial"/>
                 <w:color w:val="FF0000"/>
-                <w:highlight w:val="yellow"/>
               </w:rPr>
             </w:pPr>
             <w:proofErr w:type="spellStart"/>
@@ -7041,9 +6701,8 @@
               <w:rPr>
                 <w:rFonts w:ascii="Arial" w:hAnsi="Arial" w:cs="Arial"/>
                 <w:color w:val="FF0000"/>
-                <w:highlight w:val="yellow"/>
-              </w:rPr>
-              <w:t>Fail</w:t>
+              </w:rPr>
+              <w:t>Success</w:t>
             </w:r>
             <w:proofErr w:type="spellEnd"/>
           </w:p>
@@ -7052,672 +6711,574 @@
     </w:tbl>
     <w:p>
       <w:pPr>
+        <w:ind w:left="360"/>
+        <w:rPr>
+          <w:rFonts w:ascii="Arial" w:hAnsi="Arial" w:cs="Arial"/>
+          <w:b/>
+          <w:bCs/>
+          <w:sz w:val="24"/>
+          <w:szCs w:val="24"/>
+          <w:lang w:val="en-US"/>
+        </w:rPr>
+      </w:pPr>
+    </w:p>
+    <w:p>
+      <w:pPr>
         <w:jc w:val="both"/>
         <w:rPr>
           <w:rFonts w:ascii="Arial" w:hAnsi="Arial" w:cs="Arial"/>
           <w:color w:val="0D0D0D" w:themeColor="text1" w:themeTint="F2"/>
-          <w:highlight w:val="yellow"/>
-        </w:rPr>
-      </w:pPr>
-    </w:p>
-    <w:tbl>
-      <w:tblPr>
-        <w:tblW w:w="10064" w:type="dxa"/>
-        <w:tblInd w:w="421" w:type="dxa"/>
-        <w:tblBorders>
-          <w:top w:val="single" w:sz="4" w:space="0" w:color="auto"/>
-          <w:left w:val="single" w:sz="4" w:space="0" w:color="auto"/>
-          <w:bottom w:val="single" w:sz="4" w:space="0" w:color="auto"/>
-          <w:right w:val="single" w:sz="4" w:space="0" w:color="auto"/>
-          <w:insideH w:val="single" w:sz="4" w:space="0" w:color="auto"/>
-          <w:insideV w:val="single" w:sz="4" w:space="0" w:color="auto"/>
-        </w:tblBorders>
-        <w:tblLook w:val="01E0" w:firstRow="1" w:lastRow="1" w:firstColumn="1" w:lastColumn="1" w:noHBand="0" w:noVBand="0"/>
-      </w:tblPr>
-      <w:tblGrid>
-        <w:gridCol w:w="2524"/>
-        <w:gridCol w:w="1445"/>
-        <w:gridCol w:w="2646"/>
-        <w:gridCol w:w="3449"/>
-      </w:tblGrid>
-      <w:tr>
-        <w:trPr>
-          <w:trHeight w:val="454"/>
-        </w:trPr>
-        <w:tc>
-          <w:tcPr>
-            <w:tcW w:w="2524" w:type="dxa"/>
-            <w:vAlign w:val="center"/>
-          </w:tcPr>
-          <w:p>
-            <w:pPr>
-              <w:jc w:val="center"/>
-              <w:rPr>
-                <w:rFonts w:ascii="Arial" w:hAnsi="Arial" w:cs="Arial"/>
-                <w:b/>
-                <w:color w:val="000000"/>
-                <w:highlight w:val="yellow"/>
-              </w:rPr>
-            </w:pPr>
-            <w:r>
-              <w:rPr>
-                <w:rFonts w:ascii="Arial" w:hAnsi="Arial" w:cs="Arial"/>
-                <w:b/>
-                <w:color w:val="000000"/>
-                <w:highlight w:val="yellow"/>
-              </w:rPr>
-              <w:t>Desde</w:t>
-            </w:r>
-          </w:p>
-        </w:tc>
-        <w:tc>
-          <w:tcPr>
-            <w:tcW w:w="1445" w:type="dxa"/>
-            <w:vAlign w:val="center"/>
-          </w:tcPr>
-          <w:p>
-            <w:pPr>
-              <w:jc w:val="center"/>
-              <w:rPr>
-                <w:rFonts w:ascii="Arial" w:hAnsi="Arial" w:cs="Arial"/>
-                <w:b/>
-                <w:color w:val="000000"/>
-                <w:highlight w:val="yellow"/>
-              </w:rPr>
-            </w:pPr>
-            <w:r>
-              <w:rPr>
-                <w:rFonts w:ascii="Arial" w:hAnsi="Arial" w:cs="Arial"/>
-                <w:b/>
-                <w:color w:val="000000"/>
-                <w:highlight w:val="yellow"/>
-              </w:rPr>
-              <w:t>Hacia</w:t>
-            </w:r>
-          </w:p>
-        </w:tc>
-        <w:tc>
-          <w:tcPr>
-            <w:tcW w:w="2646" w:type="dxa"/>
-            <w:vAlign w:val="center"/>
-          </w:tcPr>
-          <w:p>
-            <w:pPr>
-              <w:jc w:val="center"/>
-              <w:rPr>
-                <w:rFonts w:ascii="Arial" w:hAnsi="Arial" w:cs="Arial"/>
-                <w:b/>
-                <w:color w:val="000000"/>
-                <w:highlight w:val="yellow"/>
-              </w:rPr>
-            </w:pPr>
-            <w:r>
-              <w:rPr>
-                <w:rFonts w:ascii="Arial" w:hAnsi="Arial" w:cs="Arial"/>
-                <w:b/>
-                <w:color w:val="000000"/>
-                <w:highlight w:val="yellow"/>
-              </w:rPr>
-              <w:t>Dirección IP (hacia)</w:t>
-            </w:r>
-          </w:p>
-        </w:tc>
-        <w:tc>
-          <w:tcPr>
-            <w:tcW w:w="3449" w:type="dxa"/>
-            <w:vAlign w:val="center"/>
-          </w:tcPr>
-          <w:p>
-            <w:pPr>
-              <w:jc w:val="center"/>
-              <w:rPr>
-                <w:rFonts w:ascii="Arial" w:hAnsi="Arial" w:cs="Arial"/>
-                <w:b/>
-                <w:color w:val="000000"/>
-                <w:highlight w:val="yellow"/>
-              </w:rPr>
-            </w:pPr>
-            <w:r>
-              <w:rPr>
-                <w:rFonts w:ascii="Arial" w:hAnsi="Arial" w:cs="Arial"/>
-                <w:b/>
-                <w:color w:val="000000"/>
-                <w:highlight w:val="yellow"/>
-              </w:rPr>
-              <w:t xml:space="preserve">Ping </w:t>
-            </w:r>
-          </w:p>
-          <w:p>
-            <w:pPr>
-              <w:jc w:val="center"/>
-              <w:rPr>
-                <w:rFonts w:ascii="Arial" w:hAnsi="Arial" w:cs="Arial"/>
-                <w:b/>
-                <w:color w:val="000000"/>
-                <w:highlight w:val="yellow"/>
-              </w:rPr>
-            </w:pPr>
-            <w:r>
-              <w:rPr>
-                <w:rFonts w:ascii="Arial" w:hAnsi="Arial" w:cs="Arial"/>
-                <w:bCs/>
-                <w:color w:val="000000"/>
-                <w:highlight w:val="yellow"/>
-              </w:rPr>
-              <w:t>(</w:t>
-            </w:r>
-            <w:proofErr w:type="spellStart"/>
-            <w:r>
-              <w:rPr>
-                <w:rFonts w:ascii="Arial" w:hAnsi="Arial" w:cs="Arial"/>
-                <w:bCs/>
-                <w:color w:val="000000"/>
-                <w:highlight w:val="yellow"/>
-              </w:rPr>
-              <w:t>Fail</w:t>
-            </w:r>
-            <w:proofErr w:type="spellEnd"/>
-            <w:r>
-              <w:rPr>
-                <w:rFonts w:ascii="Arial" w:hAnsi="Arial" w:cs="Arial"/>
-                <w:bCs/>
-                <w:color w:val="000000"/>
-                <w:highlight w:val="yellow"/>
-              </w:rPr>
-              <w:t xml:space="preserve"> / </w:t>
-            </w:r>
-            <w:proofErr w:type="spellStart"/>
-            <w:r>
-              <w:rPr>
-                <w:rFonts w:ascii="Arial" w:hAnsi="Arial" w:cs="Arial"/>
-                <w:bCs/>
-                <w:color w:val="000000"/>
-                <w:highlight w:val="yellow"/>
-              </w:rPr>
-              <w:t>Success</w:t>
-            </w:r>
-            <w:proofErr w:type="spellEnd"/>
-            <w:r>
-              <w:rPr>
-                <w:rFonts w:ascii="Arial" w:hAnsi="Arial" w:cs="Arial"/>
-                <w:bCs/>
-                <w:color w:val="000000"/>
-                <w:highlight w:val="yellow"/>
-              </w:rPr>
-              <w:t>)</w:t>
-            </w:r>
-          </w:p>
-        </w:tc>
-      </w:tr>
-      <w:tr>
-        <w:trPr>
-          <w:trHeight w:val="454"/>
-        </w:trPr>
-        <w:tc>
-          <w:tcPr>
-            <w:tcW w:w="2524" w:type="dxa"/>
-            <w:vAlign w:val="center"/>
-          </w:tcPr>
-          <w:p>
-            <w:pPr>
-              <w:jc w:val="center"/>
-              <w:rPr>
-                <w:rFonts w:ascii="Arial" w:hAnsi="Arial" w:cs="Arial"/>
-                <w:b/>
-                <w:bCs/>
-                <w:color w:val="000000"/>
-                <w:highlight w:val="yellow"/>
-              </w:rPr>
-            </w:pPr>
-            <w:r>
-              <w:rPr>
-                <w:rFonts w:ascii="Arial" w:hAnsi="Arial" w:cs="Arial"/>
-                <w:b/>
-                <w:bCs/>
-                <w:color w:val="000000"/>
-                <w:highlight w:val="yellow"/>
-              </w:rPr>
-              <w:t>Alumno A</w:t>
-            </w:r>
-          </w:p>
-        </w:tc>
-        <w:tc>
-          <w:tcPr>
-            <w:tcW w:w="1445" w:type="dxa"/>
-            <w:vAlign w:val="center"/>
-          </w:tcPr>
-          <w:p>
-            <w:pPr>
-              <w:jc w:val="center"/>
-              <w:rPr>
-                <w:rFonts w:ascii="Arial" w:hAnsi="Arial" w:cs="Arial"/>
-                <w:b/>
-                <w:bCs/>
-                <w:color w:val="000000"/>
-                <w:highlight w:val="yellow"/>
-              </w:rPr>
-            </w:pPr>
-            <w:r>
-              <w:rPr>
-                <w:rFonts w:ascii="Arial" w:hAnsi="Arial" w:cs="Arial"/>
-                <w:b/>
-                <w:bCs/>
-                <w:color w:val="000000"/>
-                <w:highlight w:val="yellow"/>
-              </w:rPr>
-              <w:t>Escolar</w:t>
-            </w:r>
-          </w:p>
-        </w:tc>
-        <w:tc>
-          <w:tcPr>
-            <w:tcW w:w="2646" w:type="dxa"/>
-            <w:vAlign w:val="center"/>
-          </w:tcPr>
-          <w:p>
-            <w:pPr>
-              <w:jc w:val="center"/>
-              <w:rPr>
-                <w:rFonts w:ascii="Arial" w:hAnsi="Arial" w:cs="Arial"/>
-                <w:b/>
-                <w:bCs/>
-                <w:color w:val="0D0D0D" w:themeColor="text1" w:themeTint="F2"/>
-                <w:highlight w:val="yellow"/>
-              </w:rPr>
-            </w:pPr>
-            <w:r>
-              <w:rPr>
-                <w:rFonts w:ascii="Arial"/>
-                <w:b/>
-                <w:bCs/>
-                <w:color w:val="0D0D0D" w:themeColor="text1" w:themeTint="F2"/>
-                <w:spacing w:val="-1"/>
-                <w:highlight w:val="yellow"/>
-              </w:rPr>
-              <w:t>132.254.89.131</w:t>
-            </w:r>
-          </w:p>
-        </w:tc>
-        <w:tc>
-          <w:tcPr>
-            <w:tcW w:w="3449" w:type="dxa"/>
-            <w:vAlign w:val="center"/>
-          </w:tcPr>
-          <w:p>
-            <w:pPr>
-              <w:jc w:val="center"/>
-              <w:rPr>
-                <w:rFonts w:ascii="Arial" w:hAnsi="Arial" w:cs="Arial"/>
-                <w:color w:val="FF0000"/>
-                <w:highlight w:val="yellow"/>
-              </w:rPr>
-            </w:pPr>
-            <w:proofErr w:type="spellStart"/>
-            <w:r>
-              <w:rPr>
-                <w:rFonts w:ascii="Arial" w:hAnsi="Arial" w:cs="Arial"/>
-                <w:color w:val="FF0000"/>
-                <w:highlight w:val="yellow"/>
-              </w:rPr>
-              <w:t>Success</w:t>
-            </w:r>
-            <w:proofErr w:type="spellEnd"/>
-          </w:p>
-        </w:tc>
-      </w:tr>
-      <w:tr>
-        <w:trPr>
-          <w:trHeight w:val="454"/>
-        </w:trPr>
-        <w:tc>
-          <w:tcPr>
-            <w:tcW w:w="2524" w:type="dxa"/>
-            <w:vAlign w:val="center"/>
-          </w:tcPr>
-          <w:p>
-            <w:pPr>
-              <w:jc w:val="center"/>
-              <w:rPr>
-                <w:rFonts w:ascii="Arial" w:hAnsi="Arial" w:cs="Arial"/>
-                <w:b/>
-                <w:bCs/>
-                <w:color w:val="000000"/>
-                <w:highlight w:val="yellow"/>
-              </w:rPr>
-            </w:pPr>
-            <w:r>
-              <w:rPr>
-                <w:rFonts w:ascii="Arial" w:hAnsi="Arial" w:cs="Arial"/>
-                <w:b/>
-                <w:bCs/>
-                <w:color w:val="000000"/>
-                <w:highlight w:val="yellow"/>
-              </w:rPr>
-              <w:t>Director A</w:t>
-            </w:r>
-          </w:p>
-        </w:tc>
-        <w:tc>
-          <w:tcPr>
-            <w:tcW w:w="1445" w:type="dxa"/>
-            <w:vAlign w:val="center"/>
-          </w:tcPr>
-          <w:p>
-            <w:pPr>
-              <w:jc w:val="center"/>
-              <w:rPr>
-                <w:rFonts w:ascii="Arial" w:hAnsi="Arial" w:cs="Arial"/>
-                <w:b/>
-                <w:bCs/>
-                <w:color w:val="000000"/>
-                <w:highlight w:val="yellow"/>
-              </w:rPr>
-            </w:pPr>
-            <w:r>
-              <w:rPr>
-                <w:rFonts w:ascii="Arial" w:hAnsi="Arial" w:cs="Arial"/>
-                <w:b/>
-                <w:bCs/>
-                <w:color w:val="000000"/>
-                <w:highlight w:val="yellow"/>
-              </w:rPr>
-              <w:t>Escolar</w:t>
-            </w:r>
-          </w:p>
-        </w:tc>
-        <w:tc>
-          <w:tcPr>
-            <w:tcW w:w="2646" w:type="dxa"/>
-            <w:vAlign w:val="center"/>
-          </w:tcPr>
-          <w:p>
-            <w:pPr>
-              <w:jc w:val="center"/>
-              <w:rPr>
-                <w:rFonts w:ascii="Arial" w:hAnsi="Arial" w:cs="Arial"/>
-                <w:color w:val="0D0D0D" w:themeColor="text1" w:themeTint="F2"/>
-                <w:highlight w:val="yellow"/>
-              </w:rPr>
-            </w:pPr>
-            <w:r>
-              <w:rPr>
-                <w:rFonts w:ascii="Arial"/>
-                <w:b/>
-                <w:bCs/>
-                <w:color w:val="0D0D0D" w:themeColor="text1" w:themeTint="F2"/>
-                <w:spacing w:val="-1"/>
-                <w:highlight w:val="yellow"/>
-              </w:rPr>
-              <w:t>132.254.89.131</w:t>
-            </w:r>
-          </w:p>
-        </w:tc>
-        <w:tc>
-          <w:tcPr>
-            <w:tcW w:w="3449" w:type="dxa"/>
-            <w:vAlign w:val="center"/>
-          </w:tcPr>
-          <w:p>
-            <w:pPr>
-              <w:jc w:val="center"/>
-              <w:rPr>
-                <w:rFonts w:ascii="Arial" w:hAnsi="Arial" w:cs="Arial"/>
-                <w:color w:val="FF0000"/>
-                <w:highlight w:val="yellow"/>
-              </w:rPr>
-            </w:pPr>
-            <w:proofErr w:type="spellStart"/>
-            <w:r>
-              <w:rPr>
-                <w:rFonts w:ascii="Arial" w:hAnsi="Arial" w:cs="Arial"/>
-                <w:color w:val="FF0000"/>
-                <w:highlight w:val="yellow"/>
-              </w:rPr>
-              <w:t>Success</w:t>
-            </w:r>
-            <w:proofErr w:type="spellEnd"/>
-          </w:p>
-        </w:tc>
-      </w:tr>
-      <w:tr>
-        <w:trPr>
-          <w:trHeight w:val="454"/>
-        </w:trPr>
-        <w:tc>
-          <w:tcPr>
-            <w:tcW w:w="2524" w:type="dxa"/>
-            <w:vAlign w:val="center"/>
-          </w:tcPr>
-          <w:p>
-            <w:pPr>
-              <w:jc w:val="center"/>
-              <w:rPr>
-                <w:rFonts w:ascii="Arial" w:hAnsi="Arial" w:cs="Arial"/>
-                <w:b/>
-                <w:bCs/>
-                <w:color w:val="000000"/>
-                <w:highlight w:val="yellow"/>
-              </w:rPr>
-            </w:pPr>
-            <w:r>
-              <w:rPr>
-                <w:rFonts w:ascii="Arial" w:hAnsi="Arial" w:cs="Arial"/>
-                <w:b/>
-                <w:bCs/>
-                <w:color w:val="000000"/>
-                <w:highlight w:val="yellow"/>
-              </w:rPr>
-              <w:t>Profesor A</w:t>
-            </w:r>
-          </w:p>
-        </w:tc>
-        <w:tc>
-          <w:tcPr>
-            <w:tcW w:w="1445" w:type="dxa"/>
-            <w:vAlign w:val="center"/>
-          </w:tcPr>
-          <w:p>
-            <w:pPr>
-              <w:jc w:val="center"/>
-              <w:rPr>
-                <w:rFonts w:ascii="Arial" w:hAnsi="Arial" w:cs="Arial"/>
-                <w:b/>
-                <w:bCs/>
-                <w:color w:val="000000"/>
-                <w:highlight w:val="yellow"/>
-              </w:rPr>
-            </w:pPr>
-            <w:r>
-              <w:rPr>
-                <w:rFonts w:ascii="Arial" w:hAnsi="Arial" w:cs="Arial"/>
-                <w:b/>
-                <w:bCs/>
-                <w:color w:val="000000"/>
-                <w:highlight w:val="yellow"/>
-              </w:rPr>
-              <w:t>Murillo</w:t>
-            </w:r>
-          </w:p>
-        </w:tc>
-        <w:tc>
-          <w:tcPr>
-            <w:tcW w:w="2646" w:type="dxa"/>
-            <w:vAlign w:val="center"/>
-          </w:tcPr>
-          <w:p>
-            <w:pPr>
-              <w:jc w:val="center"/>
-              <w:rPr>
-                <w:rFonts w:ascii="Arial" w:hAnsi="Arial" w:cs="Arial"/>
-                <w:color w:val="0D0D0D" w:themeColor="text1" w:themeTint="F2"/>
-                <w:highlight w:val="yellow"/>
-              </w:rPr>
-            </w:pPr>
-            <w:r>
-              <w:rPr>
-                <w:rFonts w:ascii="Arial"/>
-                <w:b/>
-                <w:bCs/>
-                <w:color w:val="0D0D0D" w:themeColor="text1" w:themeTint="F2"/>
-                <w:spacing w:val="-1"/>
-                <w:highlight w:val="yellow"/>
-              </w:rPr>
-              <w:t>132.254.89.130</w:t>
-            </w:r>
-          </w:p>
-        </w:tc>
-        <w:tc>
-          <w:tcPr>
-            <w:tcW w:w="3449" w:type="dxa"/>
-            <w:vAlign w:val="center"/>
-          </w:tcPr>
-          <w:p>
-            <w:pPr>
-              <w:jc w:val="center"/>
-              <w:rPr>
-                <w:rFonts w:ascii="Arial" w:hAnsi="Arial" w:cs="Arial"/>
-                <w:color w:val="FF0000"/>
-                <w:highlight w:val="yellow"/>
-              </w:rPr>
-            </w:pPr>
-            <w:proofErr w:type="spellStart"/>
-            <w:r>
-              <w:rPr>
-                <w:rFonts w:ascii="Arial" w:hAnsi="Arial" w:cs="Arial"/>
-                <w:color w:val="FF0000"/>
-                <w:highlight w:val="yellow"/>
-              </w:rPr>
-              <w:t>Success</w:t>
-            </w:r>
-            <w:proofErr w:type="spellEnd"/>
-          </w:p>
-        </w:tc>
-      </w:tr>
-      <w:tr>
-        <w:trPr>
-          <w:trHeight w:val="454"/>
-        </w:trPr>
-        <w:tc>
-          <w:tcPr>
-            <w:tcW w:w="2524" w:type="dxa"/>
-            <w:vAlign w:val="center"/>
-          </w:tcPr>
-          <w:p>
-            <w:pPr>
-              <w:jc w:val="center"/>
-              <w:rPr>
-                <w:rFonts w:ascii="Arial" w:hAnsi="Arial" w:cs="Arial"/>
-                <w:b/>
-                <w:bCs/>
-                <w:color w:val="000000"/>
-                <w:highlight w:val="yellow"/>
-              </w:rPr>
-            </w:pPr>
-            <w:r>
-              <w:rPr>
-                <w:rFonts w:ascii="Arial" w:hAnsi="Arial" w:cs="Arial"/>
-                <w:b/>
-                <w:bCs/>
-                <w:color w:val="000000"/>
-                <w:highlight w:val="yellow"/>
-              </w:rPr>
-              <w:t>Facebook</w:t>
-            </w:r>
-            <w:r>
-              <w:rPr>
-                <w:rFonts w:ascii="Arial" w:hAnsi="Arial" w:cs="Arial"/>
-                <w:b/>
-                <w:bCs/>
-                <w:color w:val="000000"/>
-                <w:highlight w:val="yellow"/>
-              </w:rPr>
-              <w:t>.com</w:t>
-            </w:r>
-          </w:p>
-        </w:tc>
-        <w:tc>
-          <w:tcPr>
-            <w:tcW w:w="1445" w:type="dxa"/>
-            <w:vAlign w:val="center"/>
-          </w:tcPr>
-          <w:p>
-            <w:pPr>
-              <w:jc w:val="center"/>
-              <w:rPr>
-                <w:rFonts w:ascii="Arial" w:hAnsi="Arial" w:cs="Arial"/>
-                <w:b/>
-                <w:bCs/>
-                <w:color w:val="000000"/>
-                <w:highlight w:val="yellow"/>
-              </w:rPr>
-            </w:pPr>
-            <w:r>
-              <w:rPr>
-                <w:rFonts w:ascii="Arial" w:hAnsi="Arial" w:cs="Arial"/>
-                <w:b/>
-                <w:bCs/>
-                <w:color w:val="000000"/>
-                <w:highlight w:val="yellow"/>
-              </w:rPr>
-              <w:t>Murillo</w:t>
-            </w:r>
-          </w:p>
-        </w:tc>
-        <w:tc>
-          <w:tcPr>
-            <w:tcW w:w="2646" w:type="dxa"/>
-            <w:vAlign w:val="center"/>
-          </w:tcPr>
-          <w:p>
-            <w:pPr>
-              <w:jc w:val="center"/>
-              <w:rPr>
-                <w:rFonts w:ascii="Arial" w:hAnsi="Arial" w:cs="Arial"/>
-                <w:color w:val="0D0D0D" w:themeColor="text1" w:themeTint="F2"/>
-                <w:highlight w:val="yellow"/>
-              </w:rPr>
-            </w:pPr>
-            <w:r>
-              <w:rPr>
-                <w:rFonts w:ascii="Arial"/>
-                <w:b/>
-                <w:bCs/>
-                <w:color w:val="0D0D0D" w:themeColor="text1" w:themeTint="F2"/>
-                <w:spacing w:val="-1"/>
-                <w:highlight w:val="yellow"/>
-              </w:rPr>
-              <w:t>132.254.89.130</w:t>
-            </w:r>
-          </w:p>
-        </w:tc>
-        <w:tc>
-          <w:tcPr>
-            <w:tcW w:w="3449" w:type="dxa"/>
-            <w:vAlign w:val="center"/>
-          </w:tcPr>
-          <w:p>
-            <w:pPr>
-              <w:jc w:val="center"/>
-              <w:rPr>
-                <w:rFonts w:ascii="Arial" w:hAnsi="Arial" w:cs="Arial"/>
-                <w:color w:val="FF0000"/>
-              </w:rPr>
-            </w:pPr>
-            <w:proofErr w:type="spellStart"/>
-            <w:r>
-              <w:rPr>
-                <w:rFonts w:ascii="Arial" w:hAnsi="Arial" w:cs="Arial"/>
-                <w:color w:val="FF0000"/>
-                <w:highlight w:val="yellow"/>
-              </w:rPr>
-              <w:t>Success</w:t>
-            </w:r>
-            <w:proofErr w:type="spellEnd"/>
-          </w:p>
-        </w:tc>
-      </w:tr>
-      <w:bookmarkEnd w:id="1"/>
-    </w:tbl>
+          <w:lang w:val="en-US"/>
+        </w:rPr>
+      </w:pPr>
+    </w:p>
+    <w:bookmarkEnd w:id="1"/>
+    <w:p>
+      <w:pPr>
+        <w:ind w:left="360"/>
+        <w:rPr>
+          <w:rFonts w:ascii="Arial" w:hAnsi="Arial" w:cs="Arial"/>
+          <w:b/>
+          <w:bCs/>
+          <w:sz w:val="24"/>
+          <w:szCs w:val="24"/>
+          <w:lang w:val="es-MX"/>
+        </w:rPr>
+      </w:pPr>
+      <w:r>
+        <w:rPr>
+          <w:rFonts w:ascii="Arial" w:hAnsi="Arial" w:cs="Arial"/>
+          <w:b/>
+          <w:bCs/>
+          <w:sz w:val="24"/>
+          <w:szCs w:val="24"/>
+          <w:lang w:val="es-MX"/>
+        </w:rPr>
+        <w:t>!</w:t>
+      </w:r>
+      <w:proofErr w:type="spellStart"/>
+      <w:r>
+        <w:rPr>
+          <w:rFonts w:ascii="Arial" w:hAnsi="Arial" w:cs="Arial"/>
+          <w:b/>
+          <w:bCs/>
+          <w:sz w:val="24"/>
+          <w:szCs w:val="24"/>
+          <w:lang w:val="es-MX"/>
+        </w:rPr>
+        <w:t>RouterB</w:t>
+      </w:r>
+      <w:proofErr w:type="spellEnd"/>
+    </w:p>
+    <w:p>
+      <w:pPr>
+        <w:ind w:left="360"/>
+        <w:rPr>
+          <w:rFonts w:ascii="Arial" w:hAnsi="Arial" w:cs="Arial"/>
+          <w:b/>
+          <w:bCs/>
+          <w:sz w:val="24"/>
+          <w:szCs w:val="24"/>
+          <w:lang w:val="es-MX"/>
+        </w:rPr>
+      </w:pPr>
+      <w:proofErr w:type="spellStart"/>
+      <w:r>
+        <w:rPr>
+          <w:rFonts w:ascii="Arial" w:hAnsi="Arial" w:cs="Arial"/>
+          <w:b/>
+          <w:bCs/>
+          <w:sz w:val="24"/>
+          <w:szCs w:val="24"/>
+          <w:lang w:val="es-MX"/>
+        </w:rPr>
+        <w:t>access-list</w:t>
+      </w:r>
+      <w:proofErr w:type="spellEnd"/>
+      <w:r>
+        <w:rPr>
+          <w:rFonts w:ascii="Arial" w:hAnsi="Arial" w:cs="Arial"/>
+          <w:b/>
+          <w:bCs/>
+          <w:sz w:val="24"/>
+          <w:szCs w:val="24"/>
+          <w:lang w:val="es-MX"/>
+        </w:rPr>
+        <w:t xml:space="preserve"> 13</w:t>
+      </w:r>
+      <w:r>
+        <w:rPr>
+          <w:rFonts w:ascii="Arial" w:hAnsi="Arial" w:cs="Arial"/>
+          <w:b/>
+          <w:bCs/>
+          <w:sz w:val="24"/>
+          <w:szCs w:val="24"/>
+          <w:lang w:val="es-MX"/>
+        </w:rPr>
+        <w:t>0</w:t>
+      </w:r>
+      <w:r>
+        <w:rPr>
+          <w:rFonts w:ascii="Arial" w:hAnsi="Arial" w:cs="Arial"/>
+          <w:b/>
+          <w:bCs/>
+          <w:sz w:val="24"/>
+          <w:szCs w:val="24"/>
+          <w:lang w:val="es-MX"/>
+        </w:rPr>
+        <w:t xml:space="preserve"> </w:t>
+      </w:r>
+      <w:proofErr w:type="spellStart"/>
+      <w:r>
+        <w:rPr>
+          <w:rFonts w:ascii="Arial" w:hAnsi="Arial" w:cs="Arial"/>
+          <w:b/>
+          <w:bCs/>
+          <w:sz w:val="24"/>
+          <w:szCs w:val="24"/>
+          <w:lang w:val="es-MX"/>
+        </w:rPr>
+        <w:t>remark</w:t>
+      </w:r>
+      <w:proofErr w:type="spellEnd"/>
+      <w:r>
+        <w:rPr>
+          <w:rFonts w:ascii="Arial" w:hAnsi="Arial" w:cs="Arial"/>
+          <w:b/>
+          <w:bCs/>
+          <w:sz w:val="24"/>
+          <w:szCs w:val="24"/>
+          <w:lang w:val="es-MX"/>
+        </w:rPr>
+        <w:t xml:space="preserve"> Impedir Alumnos acceso a Directores y Profesores</w:t>
+      </w:r>
+    </w:p>
+    <w:p>
+      <w:pPr>
+        <w:ind w:left="360"/>
+        <w:rPr>
+          <w:rFonts w:ascii="Arial" w:hAnsi="Arial" w:cs="Arial"/>
+          <w:b/>
+          <w:bCs/>
+          <w:sz w:val="24"/>
+          <w:szCs w:val="24"/>
+          <w:lang w:val="en-US"/>
+        </w:rPr>
+      </w:pPr>
+      <w:r>
+        <w:rPr>
+          <w:rFonts w:ascii="Arial" w:hAnsi="Arial" w:cs="Arial"/>
+          <w:b/>
+          <w:bCs/>
+          <w:sz w:val="24"/>
+          <w:szCs w:val="24"/>
+          <w:lang w:val="en-US"/>
+        </w:rPr>
+        <w:t>access-list 13</w:t>
+      </w:r>
+      <w:r>
+        <w:rPr>
+          <w:rFonts w:ascii="Arial" w:hAnsi="Arial" w:cs="Arial"/>
+          <w:b/>
+          <w:bCs/>
+          <w:sz w:val="24"/>
+          <w:szCs w:val="24"/>
+          <w:lang w:val="en-US"/>
+        </w:rPr>
+        <w:t>0</w:t>
+      </w:r>
+      <w:r>
+        <w:rPr>
+          <w:rFonts w:ascii="Arial" w:hAnsi="Arial" w:cs="Arial"/>
+          <w:b/>
+          <w:bCs/>
+          <w:sz w:val="24"/>
+          <w:szCs w:val="24"/>
+          <w:lang w:val="en-US"/>
+        </w:rPr>
+        <w:t xml:space="preserve"> deny </w:t>
+      </w:r>
+      <w:proofErr w:type="spellStart"/>
+      <w:r>
+        <w:rPr>
+          <w:rFonts w:ascii="Arial" w:hAnsi="Arial" w:cs="Arial"/>
+          <w:b/>
+          <w:bCs/>
+          <w:sz w:val="24"/>
+          <w:szCs w:val="24"/>
+          <w:lang w:val="en-US"/>
+        </w:rPr>
+        <w:t>ip</w:t>
+      </w:r>
+      <w:proofErr w:type="spellEnd"/>
+      <w:r>
+        <w:rPr>
+          <w:rFonts w:ascii="Arial" w:hAnsi="Arial" w:cs="Arial"/>
+          <w:b/>
+          <w:bCs/>
+          <w:sz w:val="24"/>
+          <w:szCs w:val="24"/>
+          <w:lang w:val="en-US"/>
+        </w:rPr>
+        <w:t xml:space="preserve"> 132.254.89.0 0.0.0.127 132.254.89.192 0.0.0.31</w:t>
+      </w:r>
+    </w:p>
+    <w:p>
+      <w:pPr>
+        <w:ind w:left="360"/>
+        <w:rPr>
+          <w:rFonts w:ascii="Arial" w:hAnsi="Arial" w:cs="Arial"/>
+          <w:b/>
+          <w:bCs/>
+          <w:sz w:val="24"/>
+          <w:szCs w:val="24"/>
+          <w:lang w:val="en-US"/>
+        </w:rPr>
+      </w:pPr>
+      <w:r>
+        <w:rPr>
+          <w:rFonts w:ascii="Arial" w:hAnsi="Arial" w:cs="Arial"/>
+          <w:b/>
+          <w:bCs/>
+          <w:sz w:val="24"/>
+          <w:szCs w:val="24"/>
+          <w:lang w:val="en-US"/>
+        </w:rPr>
+        <w:t>access-list 13</w:t>
+      </w:r>
+      <w:r>
+        <w:rPr>
+          <w:rFonts w:ascii="Arial" w:hAnsi="Arial" w:cs="Arial"/>
+          <w:b/>
+          <w:bCs/>
+          <w:sz w:val="24"/>
+          <w:szCs w:val="24"/>
+          <w:lang w:val="en-US"/>
+        </w:rPr>
+        <w:t>0</w:t>
+      </w:r>
+      <w:r>
+        <w:rPr>
+          <w:rFonts w:ascii="Arial" w:hAnsi="Arial" w:cs="Arial"/>
+          <w:b/>
+          <w:bCs/>
+          <w:sz w:val="24"/>
+          <w:szCs w:val="24"/>
+          <w:lang w:val="en-US"/>
+        </w:rPr>
+        <w:t xml:space="preserve"> deny </w:t>
+      </w:r>
+      <w:proofErr w:type="spellStart"/>
+      <w:r>
+        <w:rPr>
+          <w:rFonts w:ascii="Arial" w:hAnsi="Arial" w:cs="Arial"/>
+          <w:b/>
+          <w:bCs/>
+          <w:sz w:val="24"/>
+          <w:szCs w:val="24"/>
+          <w:lang w:val="en-US"/>
+        </w:rPr>
+        <w:t>ip</w:t>
+      </w:r>
+      <w:proofErr w:type="spellEnd"/>
+      <w:r>
+        <w:rPr>
+          <w:rFonts w:ascii="Arial" w:hAnsi="Arial" w:cs="Arial"/>
+          <w:b/>
+          <w:bCs/>
+          <w:sz w:val="24"/>
+          <w:szCs w:val="24"/>
+          <w:lang w:val="en-US"/>
+        </w:rPr>
+        <w:t xml:space="preserve"> 132.254.89.0 0.0.0.127 132.254.89.232 0.0.0.7</w:t>
+      </w:r>
+    </w:p>
+    <w:p>
+      <w:pPr>
+        <w:ind w:left="360"/>
+        <w:rPr>
+          <w:rFonts w:ascii="Arial" w:hAnsi="Arial" w:cs="Arial"/>
+          <w:b/>
+          <w:bCs/>
+          <w:sz w:val="24"/>
+          <w:szCs w:val="24"/>
+          <w:lang w:val="en-US"/>
+        </w:rPr>
+      </w:pPr>
+      <w:r>
+        <w:rPr>
+          <w:rFonts w:ascii="Arial" w:hAnsi="Arial" w:cs="Arial"/>
+          <w:b/>
+          <w:bCs/>
+          <w:sz w:val="24"/>
+          <w:szCs w:val="24"/>
+          <w:lang w:val="en-US"/>
+        </w:rPr>
+        <w:t>access-list 13</w:t>
+      </w:r>
+      <w:r>
+        <w:rPr>
+          <w:rFonts w:ascii="Arial" w:hAnsi="Arial" w:cs="Arial"/>
+          <w:b/>
+          <w:bCs/>
+          <w:sz w:val="24"/>
+          <w:szCs w:val="24"/>
+          <w:lang w:val="en-US"/>
+        </w:rPr>
+        <w:t>0</w:t>
+      </w:r>
+      <w:r>
+        <w:rPr>
+          <w:rFonts w:ascii="Arial" w:hAnsi="Arial" w:cs="Arial"/>
+          <w:b/>
+          <w:bCs/>
+          <w:sz w:val="24"/>
+          <w:szCs w:val="24"/>
+          <w:lang w:val="en-US"/>
+        </w:rPr>
+        <w:t xml:space="preserve"> permit </w:t>
+      </w:r>
+      <w:proofErr w:type="spellStart"/>
+      <w:r>
+        <w:rPr>
+          <w:rFonts w:ascii="Arial" w:hAnsi="Arial" w:cs="Arial"/>
+          <w:b/>
+          <w:bCs/>
+          <w:sz w:val="24"/>
+          <w:szCs w:val="24"/>
+          <w:lang w:val="en-US"/>
+        </w:rPr>
+        <w:t>ip</w:t>
+      </w:r>
+      <w:proofErr w:type="spellEnd"/>
+      <w:r>
+        <w:rPr>
+          <w:rFonts w:ascii="Arial" w:hAnsi="Arial" w:cs="Arial"/>
+          <w:b/>
+          <w:bCs/>
+          <w:sz w:val="24"/>
+          <w:szCs w:val="24"/>
+          <w:lang w:val="en-US"/>
+        </w:rPr>
+        <w:t xml:space="preserve"> any </w:t>
+      </w:r>
+      <w:proofErr w:type="spellStart"/>
+      <w:r>
+        <w:rPr>
+          <w:rFonts w:ascii="Arial" w:hAnsi="Arial" w:cs="Arial"/>
+          <w:b/>
+          <w:bCs/>
+          <w:sz w:val="24"/>
+          <w:szCs w:val="24"/>
+          <w:lang w:val="en-US"/>
+        </w:rPr>
+        <w:t>any</w:t>
+      </w:r>
+      <w:proofErr w:type="spellEnd"/>
+    </w:p>
+    <w:p>
+      <w:pPr>
+        <w:ind w:left="360"/>
+        <w:rPr>
+          <w:rFonts w:ascii="Arial" w:hAnsi="Arial" w:cs="Arial"/>
+          <w:b/>
+          <w:bCs/>
+          <w:sz w:val="24"/>
+          <w:szCs w:val="24"/>
+          <w:lang w:val="en-US"/>
+        </w:rPr>
+      </w:pPr>
+    </w:p>
+    <w:p>
+      <w:pPr>
+        <w:ind w:left="360"/>
+        <w:rPr>
+          <w:rFonts w:ascii="Arial" w:hAnsi="Arial" w:cs="Arial"/>
+          <w:b/>
+          <w:bCs/>
+          <w:sz w:val="24"/>
+          <w:szCs w:val="24"/>
+          <w:lang w:val="en-US"/>
+        </w:rPr>
+      </w:pPr>
+      <w:r>
+        <w:rPr>
+          <w:rFonts w:ascii="Arial" w:hAnsi="Arial" w:cs="Arial"/>
+          <w:b/>
+          <w:bCs/>
+          <w:sz w:val="24"/>
+          <w:szCs w:val="24"/>
+          <w:lang w:val="en-US"/>
+        </w:rPr>
+        <w:t>int g0/1.40</w:t>
+      </w:r>
+    </w:p>
+    <w:p>
+      <w:pPr>
+        <w:ind w:left="360"/>
+        <w:rPr>
+          <w:rFonts w:ascii="Arial" w:hAnsi="Arial" w:cs="Arial"/>
+          <w:b/>
+          <w:bCs/>
+          <w:sz w:val="24"/>
+          <w:szCs w:val="24"/>
+          <w:lang w:val="en-US"/>
+        </w:rPr>
+      </w:pPr>
+      <w:proofErr w:type="spellStart"/>
+      <w:r>
+        <w:rPr>
+          <w:rFonts w:ascii="Arial" w:hAnsi="Arial" w:cs="Arial"/>
+          <w:b/>
+          <w:bCs/>
+          <w:sz w:val="24"/>
+          <w:szCs w:val="24"/>
+          <w:lang w:val="en-US"/>
+        </w:rPr>
+        <w:t>ip</w:t>
+      </w:r>
+      <w:proofErr w:type="spellEnd"/>
+      <w:r>
+        <w:rPr>
+          <w:rFonts w:ascii="Arial" w:hAnsi="Arial" w:cs="Arial"/>
+          <w:b/>
+          <w:bCs/>
+          <w:sz w:val="24"/>
+          <w:szCs w:val="24"/>
+          <w:lang w:val="en-US"/>
+        </w:rPr>
+        <w:t xml:space="preserve"> access-group 13</w:t>
+      </w:r>
+      <w:r>
+        <w:rPr>
+          <w:rFonts w:ascii="Arial" w:hAnsi="Arial" w:cs="Arial"/>
+          <w:b/>
+          <w:bCs/>
+          <w:sz w:val="24"/>
+          <w:szCs w:val="24"/>
+          <w:lang w:val="en-US"/>
+        </w:rPr>
+        <w:t>0</w:t>
+      </w:r>
+      <w:r>
+        <w:rPr>
+          <w:rFonts w:ascii="Arial" w:hAnsi="Arial" w:cs="Arial"/>
+          <w:b/>
+          <w:bCs/>
+          <w:sz w:val="24"/>
+          <w:szCs w:val="24"/>
+          <w:lang w:val="en-US"/>
+        </w:rPr>
+        <w:t xml:space="preserve"> in</w:t>
+      </w:r>
+    </w:p>
+    <w:p>
+      <w:pPr>
+        <w:ind w:left="360"/>
+        <w:rPr>
+          <w:rFonts w:ascii="Arial" w:hAnsi="Arial" w:cs="Arial"/>
+          <w:b/>
+          <w:bCs/>
+          <w:sz w:val="24"/>
+          <w:szCs w:val="24"/>
+          <w:lang w:val="en-US"/>
+        </w:rPr>
+      </w:pPr>
+    </w:p>
+    <w:p>
+      <w:pPr>
+        <w:ind w:left="360"/>
+        <w:rPr>
+          <w:rFonts w:ascii="Arial" w:hAnsi="Arial" w:cs="Arial"/>
+          <w:b/>
+          <w:bCs/>
+          <w:sz w:val="24"/>
+          <w:szCs w:val="24"/>
+          <w:lang w:val="en-US"/>
+        </w:rPr>
+      </w:pPr>
+      <w:r>
+        <w:rPr>
+          <w:rFonts w:ascii="Arial" w:hAnsi="Arial" w:cs="Arial"/>
+          <w:b/>
+          <w:bCs/>
+          <w:sz w:val="24"/>
+          <w:szCs w:val="24"/>
+          <w:lang w:val="en-US"/>
+        </w:rPr>
+        <w:t>int g0/1.40</w:t>
+      </w:r>
+    </w:p>
+    <w:p>
+      <w:pPr>
+        <w:ind w:left="360"/>
+        <w:rPr>
+          <w:rFonts w:ascii="Arial" w:hAnsi="Arial" w:cs="Arial"/>
+          <w:b/>
+          <w:bCs/>
+          <w:sz w:val="24"/>
+          <w:szCs w:val="24"/>
+          <w:lang w:val="en-US"/>
+        </w:rPr>
+      </w:pPr>
+      <w:r>
+        <w:rPr>
+          <w:rFonts w:ascii="Arial" w:hAnsi="Arial" w:cs="Arial"/>
+          <w:b/>
+          <w:bCs/>
+          <w:sz w:val="24"/>
+          <w:szCs w:val="24"/>
+          <w:lang w:val="en-US"/>
+        </w:rPr>
+        <w:t xml:space="preserve">no </w:t>
+      </w:r>
+      <w:proofErr w:type="spellStart"/>
+      <w:r>
+        <w:rPr>
+          <w:rFonts w:ascii="Arial" w:hAnsi="Arial" w:cs="Arial"/>
+          <w:b/>
+          <w:bCs/>
+          <w:sz w:val="24"/>
+          <w:szCs w:val="24"/>
+          <w:lang w:val="en-US"/>
+        </w:rPr>
+        <w:t>ip</w:t>
+      </w:r>
+      <w:proofErr w:type="spellEnd"/>
+      <w:r>
+        <w:rPr>
+          <w:rFonts w:ascii="Arial" w:hAnsi="Arial" w:cs="Arial"/>
+          <w:b/>
+          <w:bCs/>
+          <w:sz w:val="24"/>
+          <w:szCs w:val="24"/>
+          <w:lang w:val="en-US"/>
+        </w:rPr>
+        <w:t xml:space="preserve"> access-group 13</w:t>
+      </w:r>
+      <w:r>
+        <w:rPr>
+          <w:rFonts w:ascii="Arial" w:hAnsi="Arial" w:cs="Arial"/>
+          <w:b/>
+          <w:bCs/>
+          <w:sz w:val="24"/>
+          <w:szCs w:val="24"/>
+          <w:lang w:val="en-US"/>
+        </w:rPr>
+        <w:t>0</w:t>
+      </w:r>
+      <w:r>
+        <w:rPr>
+          <w:rFonts w:ascii="Arial" w:hAnsi="Arial" w:cs="Arial"/>
+          <w:b/>
+          <w:bCs/>
+          <w:sz w:val="24"/>
+          <w:szCs w:val="24"/>
+          <w:lang w:val="en-US"/>
+        </w:rPr>
+        <w:t xml:space="preserve"> in</w:t>
+      </w:r>
+    </w:p>
     <w:p>
       <w:pPr>
         <w:pStyle w:val="ListParagraph"/>
@@ -7728,30 +7289,19 @@
         <w:rPr>
           <w:rFonts w:ascii="Arial" w:hAnsi="Arial" w:cs="Arial"/>
           <w:color w:val="0D0D0D" w:themeColor="text1" w:themeTint="F2"/>
-        </w:rPr>
-      </w:pPr>
-    </w:p>
-    <w:p>
-      <w:pPr>
-        <w:pStyle w:val="ListParagraph"/>
-        <w:spacing w:after="120" w:line="300" w:lineRule="exact"/>
-        <w:ind w:left="357"/>
-        <w:contextualSpacing w:val="0"/>
-        <w:jc w:val="both"/>
-        <w:rPr>
-          <w:rFonts w:ascii="Arial" w:hAnsi="Arial" w:cs="Arial"/>
-          <w:color w:val="0D0D0D" w:themeColor="text1" w:themeTint="F2"/>
-        </w:rPr>
-      </w:pPr>
-    </w:p>
-    <w:p>
-      <w:pPr>
-        <w:rPr>
-          <w:rFonts w:ascii="Arial" w:hAnsi="Arial" w:cs="Arial"/>
-          <w:b/>
-          <w:bCs/>
-          <w:sz w:val="24"/>
-          <w:szCs w:val="24"/>
+          <w:lang w:val="en-US"/>
+        </w:rPr>
+      </w:pPr>
+    </w:p>
+    <w:p>
+      <w:pPr>
+        <w:rPr>
+          <w:rFonts w:ascii="Arial" w:hAnsi="Arial" w:cs="Arial"/>
+          <w:b/>
+          <w:bCs/>
+          <w:sz w:val="24"/>
+          <w:szCs w:val="24"/>
+          <w:lang w:val="en-US"/>
         </w:rPr>
       </w:pPr>
     </w:p>
